--- a/Exception_Assertion_Loggings.docx
+++ b/Exception_Assertion_Loggings.docx
@@ -166,7 +166,23 @@
           <w:rFonts w:ascii="Segoe UI" w:hAnsi="Segoe UI" w:cs="Segoe UI"/>
           <w:color w:val="000000"/>
         </w:rPr>
-        <w:t> A method may not perform correctly. For example, it could deliver wrong answers or use other methods incorrectly. Computing an invalid array index, trying to find a nonexistent entry in a hash table, or trying to pop an empty stack are all examples of a code error.</w:t>
+        <w:t xml:space="preserve"> A method may not perform correctly. For example, it could deliver wrong answers or use other methods incorrectly. Computing an invalid array index, trying to find a </w:t>
+      </w:r>
+      <w:proofErr w:type="spellStart"/>
+      <w:r>
+        <w:rPr>
+          <w:rFonts w:ascii="Segoe UI" w:hAnsi="Segoe UI" w:cs="Segoe UI"/>
+          <w:color w:val="000000"/>
+        </w:rPr>
+        <w:t>nonexistent</w:t>
+      </w:r>
+      <w:proofErr w:type="spellEnd"/>
+      <w:r>
+        <w:rPr>
+          <w:rFonts w:ascii="Segoe UI" w:hAnsi="Segoe UI" w:cs="Segoe UI"/>
+          <w:color w:val="000000"/>
+        </w:rPr>
+        <w:t xml:space="preserve"> entry in a hash table, or trying to pop an empty stack are all examples of a code error.</w:t>
       </w:r>
     </w:p>
     <w:p>
@@ -178,9 +194,203 @@
           <w:color w:val="000000"/>
         </w:rPr>
       </w:pPr>
-    </w:p>
-    <w:p>
-      <w:pPr>
+      <w:r>
+        <w:rPr>
+          <w:rFonts w:ascii="Segoe UI" w:hAnsi="Segoe UI" w:cs="Segoe UI"/>
+          <w:color w:val="000000"/>
+        </w:rPr>
+        <w:t>NOTE</w:t>
+      </w:r>
+    </w:p>
+    <w:p>
+      <w:pPr>
+        <w:pStyle w:val="bullet"/>
+        <w:numPr>
+          <w:ilvl w:val="0"/>
+          <w:numId w:val="3"/>
+        </w:numPr>
+        <w:spacing w:before="120" w:beforeAutospacing="0" w:after="120" w:afterAutospacing="0"/>
+        <w:rPr>
+          <w:rFonts w:ascii="Segoe UI" w:hAnsi="Segoe UI" w:cs="Segoe UI"/>
+          <w:color w:val="000000"/>
+        </w:rPr>
+      </w:pPr>
+      <w:r>
+        <w:rPr>
+          <w:rFonts w:ascii="Segoe UI" w:hAnsi="Segoe UI" w:cs="Segoe UI"/>
+          <w:color w:val="000000"/>
+        </w:rPr>
+        <w:t xml:space="preserve">Checked expressions </w:t>
+      </w:r>
+      <w:r>
+        <w:rPr>
+          <w:rFonts w:ascii="Segoe UI" w:hAnsi="Segoe UI" w:cs="Segoe UI"/>
+          <w:color w:val="000000"/>
+        </w:rPr>
+        <w:sym w:font="Wingdings" w:char="F0E0"/>
+      </w:r>
+      <w:r>
+        <w:rPr>
+          <w:rFonts w:ascii="Segoe UI" w:hAnsi="Segoe UI" w:cs="Segoe UI"/>
+          <w:color w:val="000000"/>
+        </w:rPr>
+        <w:t xml:space="preserve"> </w:t>
+      </w:r>
+      <w:r>
+        <w:rPr>
+          <w:rFonts w:ascii="Segoe UI" w:hAnsi="Segoe UI" w:cs="Segoe UI"/>
+          <w:color w:val="000000"/>
+          <w:shd w:val="clear" w:color="auto" w:fill="FFFFFF"/>
+        </w:rPr>
+        <w:t>checked exceptions represent errors outside the control of the program. For example, the constructor of </w:t>
+      </w:r>
+      <w:proofErr w:type="spellStart"/>
+      <w:r>
+        <w:rPr>
+          <w:rFonts w:ascii="Segoe UI" w:hAnsi="Segoe UI" w:cs="Segoe UI"/>
+        </w:rPr>
+        <w:fldChar w:fldCharType="begin"/>
+      </w:r>
+      <w:r>
+        <w:rPr>
+          <w:rFonts w:ascii="Segoe UI" w:hAnsi="Segoe UI" w:cs="Segoe UI"/>
+        </w:rPr>
+        <w:instrText xml:space="preserve"> HYPERLINK "https://docs.oracle.com/en/java/javase/11/docs/api/java.base/java/io/FileInputStream.html" \l "%3Cinit%3E(java.io.File)" </w:instrText>
+      </w:r>
+      <w:r>
+        <w:rPr>
+          <w:rFonts w:ascii="Segoe UI" w:hAnsi="Segoe UI" w:cs="Segoe UI"/>
+        </w:rPr>
+        <w:fldChar w:fldCharType="separate"/>
+      </w:r>
+      <w:r>
+        <w:rPr>
+          <w:rStyle w:val="Emphasis"/>
+          <w:rFonts w:ascii="Segoe UI" w:hAnsi="Segoe UI" w:cs="Segoe UI"/>
+          <w:color w:val="267438"/>
+          <w:shd w:val="clear" w:color="auto" w:fill="FFFFFF"/>
+        </w:rPr>
+        <w:t>FileInputStream</w:t>
+      </w:r>
+      <w:proofErr w:type="spellEnd"/>
+      <w:r>
+        <w:rPr>
+          <w:rFonts w:ascii="Segoe UI" w:hAnsi="Segoe UI" w:cs="Segoe UI"/>
+        </w:rPr>
+        <w:fldChar w:fldCharType="end"/>
+      </w:r>
+      <w:r>
+        <w:rPr>
+          <w:rFonts w:ascii="Segoe UI" w:hAnsi="Segoe UI" w:cs="Segoe UI"/>
+          <w:color w:val="000000"/>
+          <w:shd w:val="clear" w:color="auto" w:fill="FFFFFF"/>
+        </w:rPr>
+        <w:t> throws </w:t>
+      </w:r>
+      <w:proofErr w:type="spellStart"/>
+      <w:r>
+        <w:rPr>
+          <w:rFonts w:ascii="Segoe UI" w:hAnsi="Segoe UI" w:cs="Segoe UI"/>
+          <w:i/>
+          <w:iCs/>
+          <w:color w:val="000000"/>
+          <w:shd w:val="clear" w:color="auto" w:fill="FFFFFF"/>
+        </w:rPr>
+        <w:t>FileNotFoundException</w:t>
+      </w:r>
+      <w:proofErr w:type="spellEnd"/>
+      <w:r>
+        <w:rPr>
+          <w:rFonts w:ascii="Segoe UI" w:hAnsi="Segoe UI" w:cs="Segoe UI"/>
+          <w:i/>
+          <w:iCs/>
+          <w:color w:val="000000"/>
+          <w:shd w:val="clear" w:color="auto" w:fill="FFFFFF"/>
+        </w:rPr>
+        <w:t> </w:t>
+      </w:r>
+      <w:r>
+        <w:rPr>
+          <w:rFonts w:ascii="Segoe UI" w:hAnsi="Segoe UI" w:cs="Segoe UI"/>
+          <w:color w:val="000000"/>
+          <w:shd w:val="clear" w:color="auto" w:fill="FFFFFF"/>
+        </w:rPr>
+        <w:t>if the input file does not exist.</w:t>
+      </w:r>
+    </w:p>
+    <w:p>
+      <w:pPr>
+        <w:pStyle w:val="NormalWeb"/>
+        <w:numPr>
+          <w:ilvl w:val="0"/>
+          <w:numId w:val="3"/>
+        </w:numPr>
+        <w:shd w:val="clear" w:color="auto" w:fill="FFFFFF"/>
+        <w:spacing w:before="0" w:beforeAutospacing="0" w:after="150" w:afterAutospacing="0"/>
+        <w:rPr>
+          <w:rFonts w:ascii="Segoe UI" w:hAnsi="Segoe UI" w:cs="Segoe UI"/>
+          <w:color w:val="000000"/>
+        </w:rPr>
+      </w:pPr>
+      <w:r>
+        <w:rPr>
+          <w:rFonts w:ascii="Segoe UI" w:hAnsi="Segoe UI" w:cs="Segoe UI"/>
+          <w:color w:val="000000"/>
+          <w:shd w:val="clear" w:color="auto" w:fill="FFFFFF"/>
+        </w:rPr>
+        <w:t xml:space="preserve">Unchecked expressions </w:t>
+      </w:r>
+      <w:r>
+        <w:rPr>
+          <w:rFonts w:ascii="Segoe UI" w:hAnsi="Segoe UI" w:cs="Segoe UI"/>
+          <w:color w:val="000000"/>
+          <w:shd w:val="clear" w:color="auto" w:fill="FFFFFF"/>
+        </w:rPr>
+        <w:sym w:font="Wingdings" w:char="F0E0"/>
+      </w:r>
+      <w:r>
+        <w:rPr>
+          <w:rFonts w:ascii="Segoe UI" w:hAnsi="Segoe UI" w:cs="Segoe UI"/>
+          <w:color w:val="000000"/>
+          <w:shd w:val="clear" w:color="auto" w:fill="FFFFFF"/>
+        </w:rPr>
+        <w:t xml:space="preserve"> </w:t>
+      </w:r>
+      <w:r>
+        <w:rPr>
+          <w:rFonts w:ascii="Segoe UI" w:hAnsi="Segoe UI" w:cs="Segoe UI"/>
+          <w:color w:val="000000"/>
+        </w:rPr>
+        <w:t>it reflects some error inside the program logic.</w:t>
+      </w:r>
+      <w:r>
+        <w:rPr>
+          <w:rFonts w:ascii="Segoe UI" w:hAnsi="Segoe UI" w:cs="Segoe UI"/>
+          <w:color w:val="000000"/>
+        </w:rPr>
+        <w:t xml:space="preserve"> </w:t>
+      </w:r>
+      <w:r>
+        <w:rPr>
+          <w:rFonts w:ascii="Segoe UI" w:hAnsi="Segoe UI" w:cs="Segoe UI"/>
+          <w:color w:val="000000"/>
+        </w:rPr>
+        <w:t>For example, if we divide a number by 0, Java will throw </w:t>
+      </w:r>
+      <w:proofErr w:type="spellStart"/>
+      <w:r>
+        <w:rPr>
+          <w:rStyle w:val="Emphasis"/>
+          <w:rFonts w:ascii="Segoe UI" w:hAnsi="Segoe UI" w:cs="Segoe UI"/>
+          <w:color w:val="000000"/>
+        </w:rPr>
+        <w:t>ArithmeticException</w:t>
+      </w:r>
+      <w:proofErr w:type="spellEnd"/>
+    </w:p>
+    <w:p>
+      <w:pPr>
+        <w:jc w:val="center"/>
         <w:rPr>
           <w:rFonts w:ascii="Segoe UI" w:hAnsi="Segoe UI" w:cs="Segoe UI"/>
           <w:sz w:val="24"/>
@@ -194,9 +404,10 @@
           <w:sz w:val="24"/>
           <w:szCs w:val="24"/>
         </w:rPr>
+        <w:lastRenderedPageBreak/>
         <w:drawing>
-          <wp:inline distT="0" distB="0" distL="0" distR="0" wp14:anchorId="3F107414" wp14:editId="7542069E">
-            <wp:extent cx="5238750" cy="3543300"/>
+          <wp:inline distT="0" distB="0" distL="0" distR="0" wp14:anchorId="3F107414" wp14:editId="1C7CF223">
+            <wp:extent cx="4880758" cy="3301166"/>
             <wp:effectExtent l="0" t="0" r="0" b="0"/>
             <wp:docPr id="1" name="Picture 1"/>
             <wp:cNvGraphicFramePr>
@@ -218,7 +429,7 @@
                   <pic:spPr>
                     <a:xfrm>
                       <a:off x="0" y="0"/>
-                      <a:ext cx="5238750" cy="3543300"/>
+                      <a:ext cx="4891400" cy="3308364"/>
                     </a:xfrm>
                     <a:prstGeom prst="rect">
                       <a:avLst/>
@@ -260,7 +471,6 @@
           <w:sz w:val="24"/>
           <w:szCs w:val="24"/>
         </w:rPr>
-        <w:lastRenderedPageBreak/>
         <w:t>The </w:t>
       </w:r>
       <w:r>
@@ -345,6 +555,7 @@
         </w:rPr>
         <w:t>Exceptions that inherit from </w:t>
       </w:r>
+      <w:proofErr w:type="spellStart"/>
       <w:r>
         <w:rPr>
           <w:rStyle w:val="HTMLCode"/>
@@ -355,6 +566,7 @@
         </w:rPr>
         <w:t>RuntimeException</w:t>
       </w:r>
+      <w:proofErr w:type="spellEnd"/>
       <w:r>
         <w:rPr>
           <w:rFonts w:ascii="Segoe UI" w:hAnsi="Segoe UI" w:cs="Segoe UI"/>
@@ -404,8 +616,19 @@
           <w:sz w:val="24"/>
           <w:szCs w:val="24"/>
         </w:rPr>
-        <w:t>An out-of-bounds array access</w:t>
-      </w:r>
+        <w:t xml:space="preserve">An out-of-bounds array </w:t>
+      </w:r>
+      <w:proofErr w:type="gramStart"/>
+      <w:r>
+        <w:rPr>
+          <w:rFonts w:ascii="Segoe UI" w:hAnsi="Segoe UI" w:cs="Segoe UI"/>
+          <w:color w:val="000000"/>
+          <w:sz w:val="24"/>
+          <w:szCs w:val="24"/>
+        </w:rPr>
+        <w:t>access</w:t>
+      </w:r>
+      <w:proofErr w:type="gramEnd"/>
     </w:p>
     <w:p>
       <w:pPr>
@@ -425,8 +648,19 @@
           <w:sz w:val="24"/>
           <w:szCs w:val="24"/>
         </w:rPr>
-        <w:t>A null pointer access</w:t>
-      </w:r>
+        <w:t xml:space="preserve">A null pointer </w:t>
+      </w:r>
+      <w:proofErr w:type="gramStart"/>
+      <w:r>
+        <w:rPr>
+          <w:rFonts w:ascii="Segoe UI" w:hAnsi="Segoe UI" w:cs="Segoe UI"/>
+          <w:color w:val="000000"/>
+          <w:sz w:val="24"/>
+          <w:szCs w:val="24"/>
+        </w:rPr>
+        <w:t>access</w:t>
+      </w:r>
+      <w:proofErr w:type="gramEnd"/>
     </w:p>
     <w:p>
       <w:pPr>
@@ -488,6 +722,7 @@
         </w:rPr>
         <w:t>You call a method that throws a checked exception—for example, the </w:t>
       </w:r>
+      <w:proofErr w:type="spellStart"/>
       <w:r>
         <w:rPr>
           <w:rStyle w:val="HTMLCode"/>
@@ -498,6 +733,7 @@
         </w:rPr>
         <w:t>FileInputStream</w:t>
       </w:r>
+      <w:proofErr w:type="spellEnd"/>
       <w:r>
         <w:rPr>
           <w:rFonts w:ascii="Segoe UI" w:hAnsi="Segoe UI" w:cs="Segoe UI"/>
@@ -583,6 +819,7 @@
         </w:rPr>
         <w:t>You make a programming error, such as </w:t>
       </w:r>
+      <w:proofErr w:type="gramStart"/>
       <w:r>
         <w:rPr>
           <w:rStyle w:val="HTMLCode"/>
@@ -591,7 +828,18 @@
           <w:sz w:val="24"/>
           <w:szCs w:val="24"/>
         </w:rPr>
-        <w:t>a[-1] = 0</w:t>
+        <w:t>a[</w:t>
+      </w:r>
+      <w:proofErr w:type="gramEnd"/>
+      <w:r>
+        <w:rPr>
+          <w:rStyle w:val="HTMLCode"/>
+          <w:rFonts w:ascii="Segoe UI" w:hAnsi="Segoe UI" w:cs="Segoe UI"/>
+          <w:color w:val="000000"/>
+          <w:sz w:val="24"/>
+          <w:szCs w:val="24"/>
+        </w:rPr>
+        <w:t>-1] = 0</w:t>
       </w:r>
       <w:r>
         <w:rPr>
@@ -600,6 +848,7 @@
         </w:rPr>
         <w:t> that gives rise to an unchecked exception (in this case, an </w:t>
       </w:r>
+      <w:proofErr w:type="spellStart"/>
       <w:r>
         <w:rPr>
           <w:rStyle w:val="HTMLCode"/>
@@ -610,6 +859,7 @@
         </w:rPr>
         <w:t>ArrayIndexOutOfBoundsException</w:t>
       </w:r>
+      <w:proofErr w:type="spellEnd"/>
       <w:r>
         <w:rPr>
           <w:rFonts w:ascii="Segoe UI" w:hAnsi="Segoe UI" w:cs="Segoe UI"/>
@@ -637,6 +887,7 @@
           <w:rFonts w:ascii="Segoe UI" w:hAnsi="Segoe UI" w:cs="Segoe UI"/>
           <w:color w:val="000000"/>
         </w:rPr>
+        <w:lastRenderedPageBreak/>
         <w:t>An internal error occurs in the virtual machine or runtime library.</w:t>
       </w:r>
     </w:p>
@@ -717,6 +968,7 @@
         </w:rPr>
         <w:t>) or result from conditions that you should not have allowed in the first place (</w:t>
       </w:r>
+      <w:proofErr w:type="spellStart"/>
       <w:r>
         <w:rPr>
           <w:rStyle w:val="HTMLCode"/>
@@ -727,6 +979,7 @@
         </w:rPr>
         <w:t>RuntimeException</w:t>
       </w:r>
+      <w:proofErr w:type="spellEnd"/>
       <w:r>
         <w:rPr>
           <w:rFonts w:ascii="Segoe UI" w:hAnsi="Segoe UI" w:cs="Segoe UI"/>
@@ -812,7 +1065,41 @@
           <w:szCs w:val="24"/>
           <w:lang w:eastAsia="en-ID"/>
         </w:rPr>
-        <w:t xml:space="preserve">String readData(Scanner in) </w:t>
+        <w:t xml:space="preserve">String </w:t>
+      </w:r>
+      <w:proofErr w:type="spellStart"/>
+      <w:proofErr w:type="gramStart"/>
+      <w:r>
+        <w:rPr>
+          <w:rFonts w:ascii="Segoe UI" w:eastAsia="Times New Roman" w:hAnsi="Segoe UI" w:cs="Segoe UI"/>
+          <w:color w:val="000000"/>
+          <w:sz w:val="24"/>
+          <w:szCs w:val="24"/>
+          <w:lang w:eastAsia="en-ID"/>
+        </w:rPr>
+        <w:t>readData</w:t>
+      </w:r>
+      <w:proofErr w:type="spellEnd"/>
+      <w:r>
+        <w:rPr>
+          <w:rFonts w:ascii="Segoe UI" w:eastAsia="Times New Roman" w:hAnsi="Segoe UI" w:cs="Segoe UI"/>
+          <w:color w:val="000000"/>
+          <w:sz w:val="24"/>
+          <w:szCs w:val="24"/>
+          <w:lang w:eastAsia="en-ID"/>
+        </w:rPr>
+        <w:t>(</w:t>
+      </w:r>
+      <w:proofErr w:type="gramEnd"/>
+      <w:r>
+        <w:rPr>
+          <w:rFonts w:ascii="Segoe UI" w:eastAsia="Times New Roman" w:hAnsi="Segoe UI" w:cs="Segoe UI"/>
+          <w:color w:val="000000"/>
+          <w:sz w:val="24"/>
+          <w:szCs w:val="24"/>
+          <w:lang w:eastAsia="en-ID"/>
+        </w:rPr>
+        <w:t xml:space="preserve">Scanner in) </w:t>
       </w:r>
       <w:r>
         <w:rPr>
@@ -824,8 +1111,22 @@
           <w:szCs w:val="24"/>
           <w:lang w:eastAsia="en-ID"/>
         </w:rPr>
-        <w:t>throws EOFException</w:t>
-      </w:r>
+        <w:t xml:space="preserve">throws </w:t>
+      </w:r>
+      <w:proofErr w:type="spellStart"/>
+      <w:r>
+        <w:rPr>
+          <w:rFonts w:ascii="Segoe UI" w:eastAsia="Times New Roman" w:hAnsi="Segoe UI" w:cs="Segoe UI"/>
+          <w:b/>
+          <w:bCs/>
+          <w:color w:val="000000"/>
+          <w:sz w:val="24"/>
+          <w:szCs w:val="24"/>
+          <w:lang w:eastAsia="en-ID"/>
+        </w:rPr>
+        <w:t>EOFException</w:t>
+      </w:r>
+      <w:proofErr w:type="spellEnd"/>
     </w:p>
     <w:p>
       <w:pPr>
@@ -1034,7 +1335,51 @@
           <w:szCs w:val="24"/>
           <w:lang w:eastAsia="en-ID"/>
         </w:rPr>
-        <w:t>      if (!in.hasNext()) // EOF encountered</w:t>
+        <w:t xml:space="preserve">      if </w:t>
+      </w:r>
+      <w:proofErr w:type="gramStart"/>
+      <w:r>
+        <w:rPr>
+          <w:rFonts w:ascii="Segoe UI" w:eastAsia="Times New Roman" w:hAnsi="Segoe UI" w:cs="Segoe UI"/>
+          <w:color w:val="000000"/>
+          <w:sz w:val="24"/>
+          <w:szCs w:val="24"/>
+          <w:lang w:eastAsia="en-ID"/>
+        </w:rPr>
+        <w:t>(!</w:t>
+      </w:r>
+      <w:proofErr w:type="spellStart"/>
+      <w:r>
+        <w:rPr>
+          <w:rFonts w:ascii="Segoe UI" w:eastAsia="Times New Roman" w:hAnsi="Segoe UI" w:cs="Segoe UI"/>
+          <w:color w:val="000000"/>
+          <w:sz w:val="24"/>
+          <w:szCs w:val="24"/>
+          <w:lang w:eastAsia="en-ID"/>
+        </w:rPr>
+        <w:t>in</w:t>
+      </w:r>
+      <w:proofErr w:type="gramEnd"/>
+      <w:r>
+        <w:rPr>
+          <w:rFonts w:ascii="Segoe UI" w:eastAsia="Times New Roman" w:hAnsi="Segoe UI" w:cs="Segoe UI"/>
+          <w:color w:val="000000"/>
+          <w:sz w:val="24"/>
+          <w:szCs w:val="24"/>
+          <w:lang w:eastAsia="en-ID"/>
+        </w:rPr>
+        <w:t>.hasNext</w:t>
+      </w:r>
+      <w:proofErr w:type="spellEnd"/>
+      <w:r>
+        <w:rPr>
+          <w:rFonts w:ascii="Segoe UI" w:eastAsia="Times New Roman" w:hAnsi="Segoe UI" w:cs="Segoe UI"/>
+          <w:color w:val="000000"/>
+          <w:sz w:val="24"/>
+          <w:szCs w:val="24"/>
+          <w:lang w:eastAsia="en-ID"/>
+        </w:rPr>
+        <w:t>()) // EOF encountered</w:t>
       </w:r>
     </w:p>
     <w:p>
@@ -1118,7 +1463,29 @@
           <w:szCs w:val="24"/>
           <w:lang w:eastAsia="en-ID"/>
         </w:rPr>
-        <w:t>         if (n &lt; len)</w:t>
+        <w:t xml:space="preserve">         if (n &lt; </w:t>
+      </w:r>
+      <w:proofErr w:type="spellStart"/>
+      <w:r>
+        <w:rPr>
+          <w:rFonts w:ascii="Segoe UI" w:eastAsia="Times New Roman" w:hAnsi="Segoe UI" w:cs="Segoe UI"/>
+          <w:color w:val="000000"/>
+          <w:sz w:val="24"/>
+          <w:szCs w:val="24"/>
+          <w:lang w:eastAsia="en-ID"/>
+        </w:rPr>
+        <w:t>len</w:t>
+      </w:r>
+      <w:proofErr w:type="spellEnd"/>
+      <w:r>
+        <w:rPr>
+          <w:rFonts w:ascii="Segoe UI" w:eastAsia="Times New Roman" w:hAnsi="Segoe UI" w:cs="Segoe UI"/>
+          <w:color w:val="000000"/>
+          <w:sz w:val="24"/>
+          <w:szCs w:val="24"/>
+          <w:lang w:eastAsia="en-ID"/>
+        </w:rPr>
+        <w:t>)</w:t>
       </w:r>
     </w:p>
     <w:p>
@@ -1172,7 +1539,47 @@
           <w:szCs w:val="24"/>
           <w:lang w:eastAsia="en-ID"/>
         </w:rPr>
-        <w:t>throw new EOFException();</w:t>
+        <w:t xml:space="preserve">throw new </w:t>
+      </w:r>
+      <w:proofErr w:type="spellStart"/>
+      <w:proofErr w:type="gramStart"/>
+      <w:r>
+        <w:rPr>
+          <w:rFonts w:ascii="Segoe UI" w:eastAsia="Times New Roman" w:hAnsi="Segoe UI" w:cs="Segoe UI"/>
+          <w:b/>
+          <w:bCs/>
+          <w:color w:val="000000"/>
+          <w:sz w:val="24"/>
+          <w:szCs w:val="24"/>
+          <w:lang w:eastAsia="en-ID"/>
+        </w:rPr>
+        <w:t>EOFException</w:t>
+      </w:r>
+      <w:proofErr w:type="spellEnd"/>
+      <w:r>
+        <w:rPr>
+          <w:rFonts w:ascii="Segoe UI" w:eastAsia="Times New Roman" w:hAnsi="Segoe UI" w:cs="Segoe UI"/>
+          <w:b/>
+          <w:bCs/>
+          <w:color w:val="000000"/>
+          <w:sz w:val="24"/>
+          <w:szCs w:val="24"/>
+          <w:lang w:eastAsia="en-ID"/>
+        </w:rPr>
+        <w:t>(</w:t>
+      </w:r>
+      <w:proofErr w:type="gramEnd"/>
+      <w:r>
+        <w:rPr>
+          <w:rFonts w:ascii="Segoe UI" w:eastAsia="Times New Roman" w:hAnsi="Segoe UI" w:cs="Segoe UI"/>
+          <w:b/>
+          <w:bCs/>
+          <w:color w:val="000000"/>
+          <w:sz w:val="24"/>
+          <w:szCs w:val="24"/>
+          <w:lang w:eastAsia="en-ID"/>
+        </w:rPr>
+        <w:t>);</w:t>
       </w:r>
     </w:p>
     <w:p>
@@ -1214,7 +1621,6 @@
           <w:szCs w:val="24"/>
           <w:lang w:eastAsia="en-ID"/>
         </w:rPr>
-        <w:lastRenderedPageBreak/>
         <w:t>      }</w:t>
       </w:r>
     </w:p>
@@ -1509,7 +1915,27 @@
           <w:sz w:val="26"/>
           <w:szCs w:val="26"/>
         </w:rPr>
-        <w:t>public void read(String filename)</w:t>
+        <w:t xml:space="preserve">public void </w:t>
+      </w:r>
+      <w:proofErr w:type="gramStart"/>
+      <w:r>
+        <w:rPr>
+          <w:rFonts w:ascii="Courier" w:hAnsi="Courier"/>
+          <w:color w:val="000000"/>
+          <w:sz w:val="26"/>
+          <w:szCs w:val="26"/>
+        </w:rPr>
+        <w:t>read(</w:t>
+      </w:r>
+      <w:proofErr w:type="gramEnd"/>
+      <w:r>
+        <w:rPr>
+          <w:rFonts w:ascii="Courier" w:hAnsi="Courier"/>
+          <w:color w:val="000000"/>
+          <w:sz w:val="26"/>
+          <w:szCs w:val="26"/>
+        </w:rPr>
+        <w:t>String filename)</w:t>
       </w:r>
       <w:r>
         <w:rPr>
@@ -1520,8 +1946,21 @@
           <w:sz w:val="26"/>
           <w:szCs w:val="26"/>
         </w:rPr>
-        <w:t>throws IOException</w:t>
-      </w:r>
+        <w:t xml:space="preserve">throws </w:t>
+      </w:r>
+      <w:proofErr w:type="spellStart"/>
+      <w:r>
+        <w:rPr>
+          <w:rFonts w:ascii="Courier" w:hAnsi="Courier"/>
+          <w:b/>
+          <w:bCs/>
+          <w:color w:val="000000"/>
+          <w:sz w:val="26"/>
+          <w:szCs w:val="26"/>
+        </w:rPr>
+        <w:t>IOException</w:t>
+      </w:r>
+      <w:proofErr w:type="spellEnd"/>
     </w:p>
     <w:p>
       <w:pPr>
@@ -1612,7 +2051,27 @@
           <w:sz w:val="26"/>
           <w:szCs w:val="26"/>
         </w:rPr>
-        <w:t>      var in = new FileInputStream(filename);</w:t>
+        <w:t xml:space="preserve">      var in = new </w:t>
+      </w:r>
+      <w:proofErr w:type="spellStart"/>
+      <w:r>
+        <w:rPr>
+          <w:rFonts w:ascii="Courier" w:hAnsi="Courier"/>
+          <w:color w:val="000000"/>
+          <w:sz w:val="26"/>
+          <w:szCs w:val="26"/>
+        </w:rPr>
+        <w:t>FileInputStream</w:t>
+      </w:r>
+      <w:proofErr w:type="spellEnd"/>
+      <w:r>
+        <w:rPr>
+          <w:rFonts w:ascii="Courier" w:hAnsi="Courier"/>
+          <w:color w:val="000000"/>
+          <w:sz w:val="26"/>
+          <w:szCs w:val="26"/>
+        </w:rPr>
+        <w:t>(filename);</w:t>
       </w:r>
     </w:p>
     <w:p>
@@ -1658,7 +2117,29 @@
           <w:sz w:val="26"/>
           <w:szCs w:val="26"/>
         </w:rPr>
-        <w:t>      while ((b = in.read()) != -1)</w:t>
+        <w:t xml:space="preserve">      while ((b = </w:t>
+      </w:r>
+      <w:proofErr w:type="spellStart"/>
+      <w:proofErr w:type="gramStart"/>
+      <w:r>
+        <w:rPr>
+          <w:rFonts w:ascii="Courier" w:hAnsi="Courier"/>
+          <w:color w:val="000000"/>
+          <w:sz w:val="26"/>
+          <w:szCs w:val="26"/>
+        </w:rPr>
+        <w:t>in.read</w:t>
+      </w:r>
+      <w:proofErr w:type="spellEnd"/>
+      <w:proofErr w:type="gramEnd"/>
+      <w:r>
+        <w:rPr>
+          <w:rFonts w:ascii="Courier" w:hAnsi="Courier"/>
+          <w:color w:val="000000"/>
+          <w:sz w:val="26"/>
+          <w:szCs w:val="26"/>
+        </w:rPr>
+        <w:t>()) != -1)</w:t>
       </w:r>
     </w:p>
     <w:p>
@@ -1737,6 +2218,7 @@
           <w:sz w:val="26"/>
           <w:szCs w:val="26"/>
         </w:rPr>
+        <w:lastRenderedPageBreak/>
         <w:t>      }</w:t>
       </w:r>
     </w:p>
@@ -1793,7 +2275,29 @@
           <w:sz w:val="26"/>
           <w:szCs w:val="26"/>
         </w:rPr>
-        <w:t>catch (IOException exception)</w:t>
+        <w:t>catch (</w:t>
+      </w:r>
+      <w:proofErr w:type="spellStart"/>
+      <w:r>
+        <w:rPr>
+          <w:rStyle w:val="Strong"/>
+          <w:rFonts w:ascii="Courier" w:hAnsi="Courier"/>
+          <w:color w:val="000000"/>
+          <w:sz w:val="26"/>
+          <w:szCs w:val="26"/>
+        </w:rPr>
+        <w:t>IOException</w:t>
+      </w:r>
+      <w:proofErr w:type="spellEnd"/>
+      <w:r>
+        <w:rPr>
+          <w:rStyle w:val="Strong"/>
+          <w:rFonts w:ascii="Courier" w:hAnsi="Courier"/>
+          <w:color w:val="000000"/>
+          <w:sz w:val="26"/>
+          <w:szCs w:val="26"/>
+        </w:rPr>
+        <w:t xml:space="preserve"> exception)</w:t>
       </w:r>
     </w:p>
     <w:p>
@@ -1839,7 +2343,29 @@
           <w:sz w:val="26"/>
           <w:szCs w:val="26"/>
         </w:rPr>
-        <w:t>      exception.printStackTrace();</w:t>
+        <w:t>      </w:t>
+      </w:r>
+      <w:proofErr w:type="spellStart"/>
+      <w:proofErr w:type="gramStart"/>
+      <w:r>
+        <w:rPr>
+          <w:rFonts w:ascii="Courier" w:hAnsi="Courier"/>
+          <w:color w:val="000000"/>
+          <w:sz w:val="26"/>
+          <w:szCs w:val="26"/>
+        </w:rPr>
+        <w:t>exception.printStackTrace</w:t>
+      </w:r>
+      <w:proofErr w:type="spellEnd"/>
+      <w:proofErr w:type="gramEnd"/>
+      <w:r>
+        <w:rPr>
+          <w:rFonts w:ascii="Courier" w:hAnsi="Courier"/>
+          <w:color w:val="000000"/>
+          <w:sz w:val="26"/>
+          <w:szCs w:val="26"/>
+        </w:rPr>
+        <w:t>();</w:t>
       </w:r>
     </w:p>
     <w:p>
@@ -2029,6 +2555,7 @@
         </w:rPr>
         <w:t>catch (</w:t>
       </w:r>
+      <w:proofErr w:type="spellStart"/>
       <w:r>
         <w:rPr>
           <w:rStyle w:val="Strong"/>
@@ -2037,7 +2564,18 @@
           <w:sz w:val="26"/>
           <w:szCs w:val="26"/>
         </w:rPr>
-        <w:t>FileNotFoundException e</w:t>
+        <w:t>FileNotFoundException</w:t>
+      </w:r>
+      <w:proofErr w:type="spellEnd"/>
+      <w:r>
+        <w:rPr>
+          <w:rStyle w:val="Strong"/>
+          <w:rFonts w:ascii="Courier" w:hAnsi="Courier"/>
+          <w:color w:val="000000"/>
+          <w:sz w:val="26"/>
+          <w:szCs w:val="26"/>
+        </w:rPr>
+        <w:t xml:space="preserve"> e</w:t>
       </w:r>
       <w:r>
         <w:rPr>
@@ -2125,7 +2663,6 @@
           <w:sz w:val="26"/>
           <w:szCs w:val="26"/>
         </w:rPr>
-        <w:lastRenderedPageBreak/>
         <w:t>}</w:t>
       </w:r>
     </w:p>
@@ -2151,6 +2688,7 @@
         </w:rPr>
         <w:t>catch (</w:t>
       </w:r>
+      <w:proofErr w:type="spellStart"/>
       <w:r>
         <w:rPr>
           <w:rStyle w:val="Strong"/>
@@ -2159,7 +2697,18 @@
           <w:sz w:val="26"/>
           <w:szCs w:val="26"/>
         </w:rPr>
-        <w:t>UnknownHostException e</w:t>
+        <w:t>UnknownHostException</w:t>
+      </w:r>
+      <w:proofErr w:type="spellEnd"/>
+      <w:r>
+        <w:rPr>
+          <w:rStyle w:val="Strong"/>
+          <w:rFonts w:ascii="Courier" w:hAnsi="Courier"/>
+          <w:color w:val="000000"/>
+          <w:sz w:val="26"/>
+          <w:szCs w:val="26"/>
+        </w:rPr>
+        <w:t xml:space="preserve"> e</w:t>
       </w:r>
       <w:r>
         <w:rPr>
@@ -2272,6 +2821,7 @@
         </w:rPr>
         <w:t>catch (</w:t>
       </w:r>
+      <w:proofErr w:type="spellStart"/>
       <w:r>
         <w:rPr>
           <w:rStyle w:val="Strong"/>
@@ -2280,7 +2830,18 @@
           <w:sz w:val="26"/>
           <w:szCs w:val="26"/>
         </w:rPr>
-        <w:t>IOException e</w:t>
+        <w:t>IOException</w:t>
+      </w:r>
+      <w:proofErr w:type="spellEnd"/>
+      <w:r>
+        <w:rPr>
+          <w:rStyle w:val="Strong"/>
+          <w:rFonts w:ascii="Courier" w:hAnsi="Courier"/>
+          <w:color w:val="000000"/>
+          <w:sz w:val="26"/>
+          <w:szCs w:val="26"/>
+        </w:rPr>
+        <w:t xml:space="preserve"> e</w:t>
       </w:r>
       <w:r>
         <w:rPr>
@@ -2407,14 +2968,27 @@
           <w:szCs w:val="26"/>
         </w:rPr>
       </w:pPr>
-      <w:r>
-        <w:rPr>
-          <w:rFonts w:ascii="Courier" w:hAnsi="Courier"/>
-          <w:color w:val="000000"/>
-          <w:sz w:val="26"/>
-          <w:szCs w:val="26"/>
-        </w:rPr>
-        <w:t>e.getMessage()</w:t>
+      <w:proofErr w:type="spellStart"/>
+      <w:proofErr w:type="gramStart"/>
+      <w:r>
+        <w:rPr>
+          <w:rFonts w:ascii="Courier" w:hAnsi="Courier"/>
+          <w:color w:val="000000"/>
+          <w:sz w:val="26"/>
+          <w:szCs w:val="26"/>
+        </w:rPr>
+        <w:t>e.getMessage</w:t>
+      </w:r>
+      <w:proofErr w:type="spellEnd"/>
+      <w:proofErr w:type="gramEnd"/>
+      <w:r>
+        <w:rPr>
+          <w:rFonts w:ascii="Courier" w:hAnsi="Courier"/>
+          <w:color w:val="000000"/>
+          <w:sz w:val="26"/>
+          <w:szCs w:val="26"/>
+        </w:rPr>
+        <w:t>()</w:t>
       </w:r>
     </w:p>
     <w:p>
@@ -2453,40 +3027,83 @@
           <w:szCs w:val="26"/>
         </w:rPr>
       </w:pPr>
-      <w:r>
-        <w:rPr>
-          <w:rFonts w:ascii="Courier" w:hAnsi="Courier"/>
-          <w:color w:val="000000"/>
-          <w:sz w:val="26"/>
-          <w:szCs w:val="26"/>
-        </w:rPr>
-        <w:t>e.getClass().getName()</w:t>
-      </w:r>
-    </w:p>
-    <w:p>
-      <w:pPr>
-        <w:rPr>
-          <w:rFonts w:ascii="Segoe UI" w:hAnsi="Segoe UI" w:cs="Segoe UI"/>
-          <w:sz w:val="24"/>
-          <w:szCs w:val="24"/>
-        </w:rPr>
-      </w:pPr>
-    </w:p>
-    <w:p>
-      <w:pPr>
-        <w:rPr>
-          <w:rFonts w:ascii="Segoe UI" w:hAnsi="Segoe UI" w:cs="Segoe UI"/>
-          <w:sz w:val="24"/>
-          <w:szCs w:val="24"/>
-        </w:rPr>
-      </w:pPr>
-      <w:r>
-        <w:rPr>
-          <w:rFonts w:ascii="Segoe UI" w:hAnsi="Segoe UI" w:cs="Segoe UI"/>
-          <w:sz w:val="24"/>
-          <w:szCs w:val="24"/>
-        </w:rPr>
-        <w:t>Retrhowing and Chaining Exceptions</w:t>
+      <w:proofErr w:type="spellStart"/>
+      <w:proofErr w:type="gramStart"/>
+      <w:r>
+        <w:rPr>
+          <w:rFonts w:ascii="Courier" w:hAnsi="Courier"/>
+          <w:color w:val="000000"/>
+          <w:sz w:val="26"/>
+          <w:szCs w:val="26"/>
+        </w:rPr>
+        <w:t>e.getClass</w:t>
+      </w:r>
+      <w:proofErr w:type="spellEnd"/>
+      <w:proofErr w:type="gramEnd"/>
+      <w:r>
+        <w:rPr>
+          <w:rFonts w:ascii="Courier" w:hAnsi="Courier"/>
+          <w:color w:val="000000"/>
+          <w:sz w:val="26"/>
+          <w:szCs w:val="26"/>
+        </w:rPr>
+        <w:t>().</w:t>
+      </w:r>
+      <w:proofErr w:type="spellStart"/>
+      <w:r>
+        <w:rPr>
+          <w:rFonts w:ascii="Courier" w:hAnsi="Courier"/>
+          <w:color w:val="000000"/>
+          <w:sz w:val="26"/>
+          <w:szCs w:val="26"/>
+        </w:rPr>
+        <w:t>getName</w:t>
+      </w:r>
+      <w:proofErr w:type="spellEnd"/>
+      <w:r>
+        <w:rPr>
+          <w:rFonts w:ascii="Courier" w:hAnsi="Courier"/>
+          <w:color w:val="000000"/>
+          <w:sz w:val="26"/>
+          <w:szCs w:val="26"/>
+        </w:rPr>
+        <w:t>()</w:t>
+      </w:r>
+    </w:p>
+    <w:p>
+      <w:pPr>
+        <w:rPr>
+          <w:rFonts w:ascii="Segoe UI" w:hAnsi="Segoe UI" w:cs="Segoe UI"/>
+          <w:sz w:val="24"/>
+          <w:szCs w:val="24"/>
+        </w:rPr>
+      </w:pPr>
+    </w:p>
+    <w:p>
+      <w:pPr>
+        <w:rPr>
+          <w:rFonts w:ascii="Segoe UI" w:hAnsi="Segoe UI" w:cs="Segoe UI"/>
+          <w:sz w:val="24"/>
+          <w:szCs w:val="24"/>
+        </w:rPr>
+      </w:pPr>
+      <w:proofErr w:type="spellStart"/>
+      <w:r>
+        <w:rPr>
+          <w:rFonts w:ascii="Segoe UI" w:hAnsi="Segoe UI" w:cs="Segoe UI"/>
+          <w:sz w:val="24"/>
+          <w:szCs w:val="24"/>
+        </w:rPr>
+        <w:t>Retrhowing</w:t>
+      </w:r>
+      <w:proofErr w:type="spellEnd"/>
+      <w:r>
+        <w:rPr>
+          <w:rFonts w:ascii="Segoe UI" w:hAnsi="Segoe UI" w:cs="Segoe UI"/>
+          <w:sz w:val="24"/>
+          <w:szCs w:val="24"/>
+        </w:rPr>
+        <w:t xml:space="preserve"> and Chaining Exceptions</w:t>
       </w:r>
     </w:p>
     <w:p>
@@ -2558,6 +3175,7 @@
           <w:sz w:val="26"/>
           <w:szCs w:val="26"/>
         </w:rPr>
+        <w:lastRenderedPageBreak/>
         <w:t>{</w:t>
       </w:r>
     </w:p>
@@ -2637,7 +3255,27 @@
           <w:sz w:val="26"/>
           <w:szCs w:val="26"/>
         </w:rPr>
-        <w:t>catch (SQLException original)</w:t>
+        <w:t>catch (</w:t>
+      </w:r>
+      <w:proofErr w:type="spellStart"/>
+      <w:r>
+        <w:rPr>
+          <w:rFonts w:ascii="Courier" w:hAnsi="Courier"/>
+          <w:color w:val="000000"/>
+          <w:sz w:val="26"/>
+          <w:szCs w:val="26"/>
+        </w:rPr>
+        <w:t>SQLException</w:t>
+      </w:r>
+      <w:proofErr w:type="spellEnd"/>
+      <w:r>
+        <w:rPr>
+          <w:rFonts w:ascii="Courier" w:hAnsi="Courier"/>
+          <w:color w:val="000000"/>
+          <w:sz w:val="26"/>
+          <w:szCs w:val="26"/>
+        </w:rPr>
+        <w:t xml:space="preserve"> original)</w:t>
       </w:r>
     </w:p>
     <w:p>
@@ -2683,7 +3321,38 @@
           <w:sz w:val="26"/>
           <w:szCs w:val="26"/>
         </w:rPr>
-        <w:t>   var e = new ServletException('database error');</w:t>
+        <w:t xml:space="preserve">   var e = new </w:t>
+      </w:r>
+      <w:proofErr w:type="spellStart"/>
+      <w:proofErr w:type="gramStart"/>
+      <w:r>
+        <w:rPr>
+          <w:rFonts w:ascii="Courier" w:hAnsi="Courier"/>
+          <w:color w:val="000000"/>
+          <w:sz w:val="26"/>
+          <w:szCs w:val="26"/>
+        </w:rPr>
+        <w:t>ServletException</w:t>
+      </w:r>
+      <w:proofErr w:type="spellEnd"/>
+      <w:r>
+        <w:rPr>
+          <w:rFonts w:ascii="Courier" w:hAnsi="Courier"/>
+          <w:color w:val="000000"/>
+          <w:sz w:val="26"/>
+          <w:szCs w:val="26"/>
+        </w:rPr>
+        <w:t>(</w:t>
+      </w:r>
+      <w:proofErr w:type="gramEnd"/>
+      <w:r>
+        <w:rPr>
+          <w:rFonts w:ascii="Courier" w:hAnsi="Courier"/>
+          <w:color w:val="000000"/>
+          <w:sz w:val="26"/>
+          <w:szCs w:val="26"/>
+        </w:rPr>
+        <w:t>'database error');</w:t>
       </w:r>
     </w:p>
     <w:p>
@@ -2706,7 +3375,29 @@
           <w:sz w:val="26"/>
           <w:szCs w:val="26"/>
         </w:rPr>
-        <w:t>   e.initCause(original);</w:t>
+        <w:t>   </w:t>
+      </w:r>
+      <w:proofErr w:type="spellStart"/>
+      <w:proofErr w:type="gramStart"/>
+      <w:r>
+        <w:rPr>
+          <w:rFonts w:ascii="Courier" w:hAnsi="Courier"/>
+          <w:color w:val="000000"/>
+          <w:sz w:val="26"/>
+          <w:szCs w:val="26"/>
+        </w:rPr>
+        <w:t>e.initCause</w:t>
+      </w:r>
+      <w:proofErr w:type="spellEnd"/>
+      <w:proofErr w:type="gramEnd"/>
+      <w:r>
+        <w:rPr>
+          <w:rFonts w:ascii="Courier" w:hAnsi="Courier"/>
+          <w:color w:val="000000"/>
+          <w:sz w:val="26"/>
+          <w:szCs w:val="26"/>
+        </w:rPr>
+        <w:t>(original);</w:t>
       </w:r>
     </w:p>
     <w:p>
@@ -2801,43 +3492,72 @@
           <w:sz w:val="26"/>
           <w:szCs w:val="26"/>
         </w:rPr>
-        <w:t>Throwable original = caughtException.getCause();</w:t>
-      </w:r>
-    </w:p>
-    <w:p>
-      <w:pPr>
-        <w:rPr>
-          <w:rFonts w:ascii="Segoe UI" w:hAnsi="Segoe UI" w:cs="Segoe UI"/>
-          <w:sz w:val="24"/>
-          <w:szCs w:val="24"/>
-        </w:rPr>
-      </w:pPr>
-    </w:p>
-    <w:p>
-      <w:pPr>
-        <w:rPr>
-          <w:rFonts w:ascii="Segoe UI" w:hAnsi="Segoe UI" w:cs="Segoe UI"/>
-          <w:sz w:val="24"/>
-          <w:szCs w:val="24"/>
-        </w:rPr>
-      </w:pPr>
-    </w:p>
-    <w:p>
-      <w:pPr>
-        <w:rPr>
-          <w:rFonts w:ascii="Segoe UI" w:hAnsi="Segoe UI" w:cs="Segoe UI"/>
-          <w:sz w:val="24"/>
-          <w:szCs w:val="24"/>
-        </w:rPr>
-      </w:pPr>
-      <w:r>
-        <w:rPr>
-          <w:rFonts w:ascii="Segoe UI" w:hAnsi="Segoe UI" w:cs="Segoe UI"/>
-          <w:sz w:val="24"/>
-          <w:szCs w:val="24"/>
-        </w:rPr>
-        <w:lastRenderedPageBreak/>
-        <w:t>Finally clause</w:t>
+        <w:t xml:space="preserve">Throwable original = </w:t>
+      </w:r>
+      <w:proofErr w:type="spellStart"/>
+      <w:r>
+        <w:rPr>
+          <w:rFonts w:ascii="Courier" w:hAnsi="Courier"/>
+          <w:color w:val="000000"/>
+          <w:sz w:val="26"/>
+          <w:szCs w:val="26"/>
+        </w:rPr>
+        <w:t>caughtException.getCause</w:t>
+      </w:r>
+      <w:proofErr w:type="spellEnd"/>
+      <w:r>
+        <w:rPr>
+          <w:rFonts w:ascii="Courier" w:hAnsi="Courier"/>
+          <w:color w:val="000000"/>
+          <w:sz w:val="26"/>
+          <w:szCs w:val="26"/>
+        </w:rPr>
+        <w:t>();</w:t>
+      </w:r>
+    </w:p>
+    <w:p>
+      <w:pPr>
+        <w:rPr>
+          <w:rFonts w:ascii="Segoe UI" w:hAnsi="Segoe UI" w:cs="Segoe UI"/>
+          <w:sz w:val="24"/>
+          <w:szCs w:val="24"/>
+        </w:rPr>
+      </w:pPr>
+    </w:p>
+    <w:p>
+      <w:pPr>
+        <w:rPr>
+          <w:rFonts w:ascii="Segoe UI" w:hAnsi="Segoe UI" w:cs="Segoe UI"/>
+          <w:sz w:val="24"/>
+          <w:szCs w:val="24"/>
+        </w:rPr>
+      </w:pPr>
+    </w:p>
+    <w:p>
+      <w:pPr>
+        <w:rPr>
+          <w:rFonts w:ascii="Segoe UI" w:hAnsi="Segoe UI" w:cs="Segoe UI"/>
+          <w:sz w:val="24"/>
+          <w:szCs w:val="24"/>
+        </w:rPr>
+      </w:pPr>
+      <w:proofErr w:type="gramStart"/>
+      <w:r>
+        <w:rPr>
+          <w:rFonts w:ascii="Segoe UI" w:hAnsi="Segoe UI" w:cs="Segoe UI"/>
+          <w:sz w:val="24"/>
+          <w:szCs w:val="24"/>
+        </w:rPr>
+        <w:t>Finally</w:t>
+      </w:r>
+      <w:proofErr w:type="gramEnd"/>
+      <w:r>
+        <w:rPr>
+          <w:rFonts w:ascii="Segoe UI" w:hAnsi="Segoe UI" w:cs="Segoe UI"/>
+          <w:sz w:val="24"/>
+          <w:szCs w:val="24"/>
+        </w:rPr>
+        <w:t xml:space="preserve"> clause</w:t>
       </w:r>
     </w:p>
     <w:p>
@@ -2853,6 +3573,7 @@
           <w:szCs w:val="24"/>
         </w:rPr>
       </w:pPr>
+      <w:proofErr w:type="spellStart"/>
       <w:r>
         <w:rPr>
           <w:rFonts w:ascii="Segoe UI" w:hAnsi="Segoe UI" w:cs="Segoe UI"/>
@@ -2861,6 +3582,7 @@
         </w:rPr>
         <w:t>Cleanup</w:t>
       </w:r>
+      <w:proofErr w:type="spellEnd"/>
     </w:p>
     <w:p>
       <w:pPr>
@@ -2946,7 +3668,38 @@
           <w:sz w:val="26"/>
           <w:szCs w:val="26"/>
         </w:rPr>
-        <w:t>var in = new FileInputStream(. . .);</w:t>
+        <w:t xml:space="preserve">var in = new </w:t>
+      </w:r>
+      <w:proofErr w:type="spellStart"/>
+      <w:proofErr w:type="gramStart"/>
+      <w:r>
+        <w:rPr>
+          <w:rFonts w:ascii="Courier" w:hAnsi="Courier"/>
+          <w:color w:val="000000"/>
+          <w:sz w:val="26"/>
+          <w:szCs w:val="26"/>
+        </w:rPr>
+        <w:t>FileInputStream</w:t>
+      </w:r>
+      <w:proofErr w:type="spellEnd"/>
+      <w:r>
+        <w:rPr>
+          <w:rFonts w:ascii="Courier" w:hAnsi="Courier"/>
+          <w:color w:val="000000"/>
+          <w:sz w:val="26"/>
+          <w:szCs w:val="26"/>
+        </w:rPr>
+        <w:t>(</w:t>
+      </w:r>
+      <w:proofErr w:type="gramEnd"/>
+      <w:r>
+        <w:rPr>
+          <w:rFonts w:ascii="Courier" w:hAnsi="Courier"/>
+          <w:color w:val="000000"/>
+          <w:sz w:val="26"/>
+          <w:szCs w:val="26"/>
+        </w:rPr>
+        <w:t>. . .);</w:t>
       </w:r>
     </w:p>
     <w:p>
@@ -3119,8 +3872,39 @@
           <w:sz w:val="26"/>
           <w:szCs w:val="26"/>
         </w:rPr>
-        <w:t>catch (IOException e){</w:t>
-      </w:r>
+        <w:t>catch (</w:t>
+      </w:r>
+      <w:proofErr w:type="spellStart"/>
+      <w:r>
+        <w:rPr>
+          <w:rFonts w:ascii="Courier" w:hAnsi="Courier"/>
+          <w:color w:val="000000"/>
+          <w:sz w:val="26"/>
+          <w:szCs w:val="26"/>
+        </w:rPr>
+        <w:t>IOException</w:t>
+      </w:r>
+      <w:proofErr w:type="spellEnd"/>
+      <w:r>
+        <w:rPr>
+          <w:rFonts w:ascii="Courier" w:hAnsi="Courier"/>
+          <w:color w:val="000000"/>
+          <w:sz w:val="26"/>
+          <w:szCs w:val="26"/>
+        </w:rPr>
+        <w:t xml:space="preserve"> </w:t>
+      </w:r>
+      <w:proofErr w:type="gramStart"/>
+      <w:r>
+        <w:rPr>
+          <w:rFonts w:ascii="Courier" w:hAnsi="Courier"/>
+          <w:color w:val="000000"/>
+          <w:sz w:val="26"/>
+          <w:szCs w:val="26"/>
+        </w:rPr>
+        <w:t>e){</w:t>
+      </w:r>
+      <w:proofErr w:type="gramEnd"/>
     </w:p>
     <w:p>
       <w:pPr>
@@ -3315,7 +4099,30 @@
           <w:sz w:val="26"/>
           <w:szCs w:val="26"/>
         </w:rPr>
-        <w:t>   in.close();</w:t>
+        <w:lastRenderedPageBreak/>
+        <w:t>   </w:t>
+      </w:r>
+      <w:proofErr w:type="spellStart"/>
+      <w:proofErr w:type="gramStart"/>
+      <w:r>
+        <w:rPr>
+          <w:rFonts w:ascii="Courier" w:hAnsi="Courier"/>
+          <w:color w:val="000000"/>
+          <w:sz w:val="26"/>
+          <w:szCs w:val="26"/>
+        </w:rPr>
+        <w:t>in.close</w:t>
+      </w:r>
+      <w:proofErr w:type="spellEnd"/>
+      <w:proofErr w:type="gramEnd"/>
+      <w:r>
+        <w:rPr>
+          <w:rFonts w:ascii="Courier" w:hAnsi="Courier"/>
+          <w:color w:val="000000"/>
+          <w:sz w:val="26"/>
+          <w:szCs w:val="26"/>
+        </w:rPr>
+        <w:t>();</w:t>
       </w:r>
     </w:p>
     <w:p>
@@ -3464,13 +4271,23 @@
           <w:szCs w:val="24"/>
         </w:rPr>
       </w:pPr>
-      <w:r>
-        <w:rPr>
-          <w:rFonts w:ascii="Segoe UI" w:hAnsi="Segoe UI" w:cs="Segoe UI"/>
-          <w:sz w:val="24"/>
-          <w:szCs w:val="24"/>
-        </w:rPr>
-        <w:t>Analyzing Stack Trace Elements</w:t>
+      <w:proofErr w:type="spellStart"/>
+      <w:r>
+        <w:rPr>
+          <w:rFonts w:ascii="Segoe UI" w:hAnsi="Segoe UI" w:cs="Segoe UI"/>
+          <w:sz w:val="24"/>
+          <w:szCs w:val="24"/>
+        </w:rPr>
+        <w:t>Analyzing</w:t>
+      </w:r>
+      <w:proofErr w:type="spellEnd"/>
+      <w:r>
+        <w:rPr>
+          <w:rFonts w:ascii="Segoe UI" w:hAnsi="Segoe UI" w:cs="Segoe UI"/>
+          <w:sz w:val="24"/>
+          <w:szCs w:val="24"/>
+        </w:rPr>
+        <w:t xml:space="preserve"> Stack Trace Elements</w:t>
       </w:r>
     </w:p>
     <w:p>
@@ -3538,6 +4355,7 @@
         </w:rPr>
         <w:t>A more flexible approach is the </w:t>
       </w:r>
+      <w:proofErr w:type="spellStart"/>
       <w:r>
         <w:rPr>
           <w:rStyle w:val="HTMLCode"/>
@@ -3548,6 +4366,7 @@
         </w:rPr>
         <w:t>StackWalker</w:t>
       </w:r>
+      <w:proofErr w:type="spellEnd"/>
     </w:p>
     <w:p>
       <w:pPr>
@@ -3590,7 +4409,6 @@
           <w:sz w:val="28"/>
           <w:szCs w:val="28"/>
         </w:rPr>
-        <w:lastRenderedPageBreak/>
         <w:t>Tips for using exceptions</w:t>
       </w:r>
     </w:p>
@@ -3669,7 +4487,67 @@
           <w:sz w:val="26"/>
           <w:szCs w:val="26"/>
         </w:rPr>
-        <w:t>if (!s.empty()) s.pop();</w:t>
+        <w:t xml:space="preserve">if </w:t>
+      </w:r>
+      <w:proofErr w:type="gramStart"/>
+      <w:r>
+        <w:rPr>
+          <w:rFonts w:ascii="Courier" w:hAnsi="Courier"/>
+          <w:color w:val="000000"/>
+          <w:sz w:val="26"/>
+          <w:szCs w:val="26"/>
+        </w:rPr>
+        <w:t>(!</w:t>
+      </w:r>
+      <w:proofErr w:type="spellStart"/>
+      <w:r>
+        <w:rPr>
+          <w:rFonts w:ascii="Courier" w:hAnsi="Courier"/>
+          <w:color w:val="000000"/>
+          <w:sz w:val="26"/>
+          <w:szCs w:val="26"/>
+        </w:rPr>
+        <w:t>s</w:t>
+      </w:r>
+      <w:proofErr w:type="gramEnd"/>
+      <w:r>
+        <w:rPr>
+          <w:rFonts w:ascii="Courier" w:hAnsi="Courier"/>
+          <w:color w:val="000000"/>
+          <w:sz w:val="26"/>
+          <w:szCs w:val="26"/>
+        </w:rPr>
+        <w:t>.empty</w:t>
+      </w:r>
+      <w:proofErr w:type="spellEnd"/>
+      <w:r>
+        <w:rPr>
+          <w:rFonts w:ascii="Courier" w:hAnsi="Courier"/>
+          <w:color w:val="000000"/>
+          <w:sz w:val="26"/>
+          <w:szCs w:val="26"/>
+        </w:rPr>
+        <w:t xml:space="preserve">()) </w:t>
+      </w:r>
+      <w:proofErr w:type="spellStart"/>
+      <w:r>
+        <w:rPr>
+          <w:rFonts w:ascii="Courier" w:hAnsi="Courier"/>
+          <w:color w:val="000000"/>
+          <w:sz w:val="26"/>
+          <w:szCs w:val="26"/>
+        </w:rPr>
+        <w:t>s.pop</w:t>
+      </w:r>
+      <w:proofErr w:type="spellEnd"/>
+      <w:r>
+        <w:rPr>
+          <w:rFonts w:ascii="Courier" w:hAnsi="Courier"/>
+          <w:color w:val="000000"/>
+          <w:sz w:val="26"/>
+          <w:szCs w:val="26"/>
+        </w:rPr>
+        <w:t>();</w:t>
       </w:r>
     </w:p>
     <w:p>
@@ -3693,6 +4571,7 @@
         </w:rPr>
         <w:t>Next, we force it to pop the stack no matter what and catch the </w:t>
       </w:r>
+      <w:proofErr w:type="spellStart"/>
       <w:r>
         <w:rPr>
           <w:rStyle w:val="HTMLCode"/>
@@ -3703,6 +4582,7 @@
         </w:rPr>
         <w:t>EmptyStackException</w:t>
       </w:r>
+      <w:proofErr w:type="spellEnd"/>
       <w:r>
         <w:rPr>
           <w:rFonts w:ascii="Segoe UI" w:hAnsi="Segoe UI" w:cs="Segoe UI"/>
@@ -3776,29 +4656,91 @@
           <w:sz w:val="26"/>
           <w:szCs w:val="26"/>
         </w:rPr>
-        <w:t>   s.pop();</w:t>
-      </w:r>
-    </w:p>
-    <w:p>
-      <w:pPr>
-        <w:pStyle w:val="HTMLPreformatted"/>
-        <w:spacing w:before="20" w:after="20" w:line="360" w:lineRule="atLeast"/>
-        <w:jc w:val="both"/>
-        <w:rPr>
-          <w:rFonts w:ascii="Courier" w:hAnsi="Courier"/>
-          <w:color w:val="000000"/>
-          <w:sz w:val="26"/>
-          <w:szCs w:val="26"/>
-        </w:rPr>
-      </w:pPr>
-      <w:r>
-        <w:rPr>
-          <w:rFonts w:ascii="Courier" w:hAnsi="Courier"/>
-          <w:color w:val="000000"/>
-          <w:sz w:val="26"/>
-          <w:szCs w:val="26"/>
-        </w:rPr>
-        <w:t>}catch (EmptyStackException e)</w:t>
+        <w:t>   </w:t>
+      </w:r>
+      <w:proofErr w:type="spellStart"/>
+      <w:proofErr w:type="gramStart"/>
+      <w:r>
+        <w:rPr>
+          <w:rFonts w:ascii="Courier" w:hAnsi="Courier"/>
+          <w:color w:val="000000"/>
+          <w:sz w:val="26"/>
+          <w:szCs w:val="26"/>
+        </w:rPr>
+        <w:t>s.pop</w:t>
+      </w:r>
+      <w:proofErr w:type="spellEnd"/>
+      <w:r>
+        <w:rPr>
+          <w:rFonts w:ascii="Courier" w:hAnsi="Courier"/>
+          <w:color w:val="000000"/>
+          <w:sz w:val="26"/>
+          <w:szCs w:val="26"/>
+        </w:rPr>
+        <w:t>(</w:t>
+      </w:r>
+      <w:proofErr w:type="gramEnd"/>
+      <w:r>
+        <w:rPr>
+          <w:rFonts w:ascii="Courier" w:hAnsi="Courier"/>
+          <w:color w:val="000000"/>
+          <w:sz w:val="26"/>
+          <w:szCs w:val="26"/>
+        </w:rPr>
+        <w:t>);</w:t>
+      </w:r>
+    </w:p>
+    <w:p>
+      <w:pPr>
+        <w:pStyle w:val="HTMLPreformatted"/>
+        <w:spacing w:before="20" w:after="20" w:line="360" w:lineRule="atLeast"/>
+        <w:jc w:val="both"/>
+        <w:rPr>
+          <w:rFonts w:ascii="Courier" w:hAnsi="Courier"/>
+          <w:color w:val="000000"/>
+          <w:sz w:val="26"/>
+          <w:szCs w:val="26"/>
+        </w:rPr>
+      </w:pPr>
+      <w:proofErr w:type="gramStart"/>
+      <w:r>
+        <w:rPr>
+          <w:rFonts w:ascii="Courier" w:hAnsi="Courier"/>
+          <w:color w:val="000000"/>
+          <w:sz w:val="26"/>
+          <w:szCs w:val="26"/>
+        </w:rPr>
+        <w:t>}catch</w:t>
+      </w:r>
+      <w:proofErr w:type="gramEnd"/>
+      <w:r>
+        <w:rPr>
+          <w:rFonts w:ascii="Courier" w:hAnsi="Courier"/>
+          <w:color w:val="000000"/>
+          <w:sz w:val="26"/>
+          <w:szCs w:val="26"/>
+        </w:rPr>
+        <w:t xml:space="preserve"> (</w:t>
+      </w:r>
+      <w:proofErr w:type="spellStart"/>
+      <w:r>
+        <w:rPr>
+          <w:rFonts w:ascii="Courier" w:hAnsi="Courier"/>
+          <w:color w:val="000000"/>
+          <w:sz w:val="26"/>
+          <w:szCs w:val="26"/>
+        </w:rPr>
+        <w:t>EmptyStackException</w:t>
+      </w:r>
+      <w:proofErr w:type="spellEnd"/>
+      <w:r>
+        <w:rPr>
+          <w:rFonts w:ascii="Courier" w:hAnsi="Courier"/>
+          <w:color w:val="000000"/>
+          <w:sz w:val="26"/>
+          <w:szCs w:val="26"/>
+        </w:rPr>
+        <w:t xml:space="preserve"> e)</w:t>
       </w:r>
     </w:p>
     <w:p>
@@ -3867,6 +4809,7 @@
         </w:rPr>
         <w:t>On my test machine, the version that calls </w:t>
       </w:r>
+      <w:proofErr w:type="spellStart"/>
       <w:r>
         <w:rPr>
           <w:rStyle w:val="HTMLCode"/>
@@ -3877,6 +4820,7 @@
         </w:rPr>
         <w:t>isEmpty</w:t>
       </w:r>
+      <w:proofErr w:type="spellEnd"/>
       <w:r>
         <w:rPr>
           <w:rFonts w:ascii="Segoe UI" w:hAnsi="Segoe UI" w:cs="Segoe UI"/>
@@ -3886,6 +4830,7 @@
         </w:rPr>
         <w:t> ran in 646 milliseconds. The version that catches the </w:t>
       </w:r>
+      <w:proofErr w:type="spellStart"/>
       <w:r>
         <w:rPr>
           <w:rStyle w:val="HTMLCode"/>
@@ -3896,6 +4841,7 @@
         </w:rPr>
         <w:t>EmptyStackException</w:t>
       </w:r>
+      <w:proofErr w:type="spellEnd"/>
       <w:r>
         <w:rPr>
           <w:rFonts w:ascii="Segoe UI" w:hAnsi="Segoe UI" w:cs="Segoe UI"/>
@@ -4027,14 +4973,26 @@
           <w:szCs w:val="26"/>
         </w:rPr>
       </w:pPr>
-      <w:r>
-        <w:rPr>
-          <w:rFonts w:ascii="Courier" w:hAnsi="Courier"/>
-          <w:color w:val="000000"/>
-          <w:sz w:val="26"/>
-          <w:szCs w:val="26"/>
-        </w:rPr>
-        <w:t>PrintStream out;</w:t>
+      <w:proofErr w:type="spellStart"/>
+      <w:r>
+        <w:rPr>
+          <w:rFonts w:ascii="Courier" w:hAnsi="Courier"/>
+          <w:color w:val="000000"/>
+          <w:sz w:val="26"/>
+          <w:szCs w:val="26"/>
+        </w:rPr>
+        <w:lastRenderedPageBreak/>
+        <w:t>PrintStream</w:t>
+      </w:r>
+      <w:proofErr w:type="spellEnd"/>
+      <w:r>
+        <w:rPr>
+          <w:rFonts w:ascii="Courier" w:hAnsi="Courier"/>
+          <w:color w:val="000000"/>
+          <w:sz w:val="26"/>
+          <w:szCs w:val="26"/>
+        </w:rPr>
+        <w:t xml:space="preserve"> out;</w:t>
       </w:r>
     </w:p>
     <w:p>
@@ -4078,7 +5036,67 @@
           <w:sz w:val="26"/>
           <w:szCs w:val="26"/>
         </w:rPr>
-        <w:t>for (i = 0; i &lt; 100; i++)</w:t>
+        <w:t>for (</w:t>
+      </w:r>
+      <w:proofErr w:type="spellStart"/>
+      <w:r>
+        <w:rPr>
+          <w:rFonts w:ascii="Courier" w:hAnsi="Courier"/>
+          <w:color w:val="000000"/>
+          <w:sz w:val="26"/>
+          <w:szCs w:val="26"/>
+        </w:rPr>
+        <w:t>i</w:t>
+      </w:r>
+      <w:proofErr w:type="spellEnd"/>
+      <w:r>
+        <w:rPr>
+          <w:rFonts w:ascii="Courier" w:hAnsi="Courier"/>
+          <w:color w:val="000000"/>
+          <w:sz w:val="26"/>
+          <w:szCs w:val="26"/>
+        </w:rPr>
+        <w:t xml:space="preserve"> = 0; </w:t>
+      </w:r>
+      <w:proofErr w:type="spellStart"/>
+      <w:r>
+        <w:rPr>
+          <w:rFonts w:ascii="Courier" w:hAnsi="Courier"/>
+          <w:color w:val="000000"/>
+          <w:sz w:val="26"/>
+          <w:szCs w:val="26"/>
+        </w:rPr>
+        <w:t>i</w:t>
+      </w:r>
+      <w:proofErr w:type="spellEnd"/>
+      <w:r>
+        <w:rPr>
+          <w:rFonts w:ascii="Courier" w:hAnsi="Courier"/>
+          <w:color w:val="000000"/>
+          <w:sz w:val="26"/>
+          <w:szCs w:val="26"/>
+        </w:rPr>
+        <w:t xml:space="preserve"> &lt; 100; </w:t>
+      </w:r>
+      <w:proofErr w:type="spellStart"/>
+      <w:r>
+        <w:rPr>
+          <w:rFonts w:ascii="Courier" w:hAnsi="Courier"/>
+          <w:color w:val="000000"/>
+          <w:sz w:val="26"/>
+          <w:szCs w:val="26"/>
+        </w:rPr>
+        <w:t>i</w:t>
+      </w:r>
+      <w:proofErr w:type="spellEnd"/>
+      <w:r>
+        <w:rPr>
+          <w:rFonts w:ascii="Courier" w:hAnsi="Courier"/>
+          <w:color w:val="000000"/>
+          <w:sz w:val="26"/>
+          <w:szCs w:val="26"/>
+        </w:rPr>
+        <w:t>++)</w:t>
       </w:r>
     </w:p>
     <w:p>
@@ -4166,7 +5184,38 @@
           <w:sz w:val="26"/>
           <w:szCs w:val="26"/>
         </w:rPr>
-        <w:t>      n = s.pop();</w:t>
+        <w:t xml:space="preserve">      n = </w:t>
+      </w:r>
+      <w:proofErr w:type="spellStart"/>
+      <w:proofErr w:type="gramStart"/>
+      <w:r>
+        <w:rPr>
+          <w:rFonts w:ascii="Courier" w:hAnsi="Courier"/>
+          <w:color w:val="000000"/>
+          <w:sz w:val="26"/>
+          <w:szCs w:val="26"/>
+        </w:rPr>
+        <w:t>s.pop</w:t>
+      </w:r>
+      <w:proofErr w:type="spellEnd"/>
+      <w:r>
+        <w:rPr>
+          <w:rFonts w:ascii="Courier" w:hAnsi="Courier"/>
+          <w:color w:val="000000"/>
+          <w:sz w:val="26"/>
+          <w:szCs w:val="26"/>
+        </w:rPr>
+        <w:t>(</w:t>
+      </w:r>
+      <w:proofErr w:type="gramEnd"/>
+      <w:r>
+        <w:rPr>
+          <w:rFonts w:ascii="Courier" w:hAnsi="Courier"/>
+          <w:color w:val="000000"/>
+          <w:sz w:val="26"/>
+          <w:szCs w:val="26"/>
+        </w:rPr>
+        <w:t>);</w:t>
       </w:r>
     </w:p>
     <w:p>
@@ -4210,7 +5259,27 @@
           <w:sz w:val="26"/>
           <w:szCs w:val="26"/>
         </w:rPr>
-        <w:t>   catch (EmptyStackException e)</w:t>
+        <w:t>   catch (</w:t>
+      </w:r>
+      <w:proofErr w:type="spellStart"/>
+      <w:r>
+        <w:rPr>
+          <w:rFonts w:ascii="Courier" w:hAnsi="Courier"/>
+          <w:color w:val="000000"/>
+          <w:sz w:val="26"/>
+          <w:szCs w:val="26"/>
+        </w:rPr>
+        <w:t>EmptyStackException</w:t>
+      </w:r>
+      <w:proofErr w:type="spellEnd"/>
+      <w:r>
+        <w:rPr>
+          <w:rFonts w:ascii="Courier" w:hAnsi="Courier"/>
+          <w:color w:val="000000"/>
+          <w:sz w:val="26"/>
+          <w:szCs w:val="26"/>
+        </w:rPr>
+        <w:t xml:space="preserve"> e)</w:t>
       </w:r>
     </w:p>
     <w:p>
@@ -4342,8 +5411,29 @@
           <w:sz w:val="26"/>
           <w:szCs w:val="26"/>
         </w:rPr>
-        <w:lastRenderedPageBreak/>
-        <w:t>      out.writeInt(n);</w:t>
+        <w:t>      </w:t>
+      </w:r>
+      <w:proofErr w:type="spellStart"/>
+      <w:proofErr w:type="gramStart"/>
+      <w:r>
+        <w:rPr>
+          <w:rFonts w:ascii="Courier" w:hAnsi="Courier"/>
+          <w:color w:val="000000"/>
+          <w:sz w:val="26"/>
+          <w:szCs w:val="26"/>
+        </w:rPr>
+        <w:t>out.writeInt</w:t>
+      </w:r>
+      <w:proofErr w:type="spellEnd"/>
+      <w:proofErr w:type="gramEnd"/>
+      <w:r>
+        <w:rPr>
+          <w:rFonts w:ascii="Courier" w:hAnsi="Courier"/>
+          <w:color w:val="000000"/>
+          <w:sz w:val="26"/>
+          <w:szCs w:val="26"/>
+        </w:rPr>
+        <w:t>(n);</w:t>
       </w:r>
     </w:p>
     <w:p>
@@ -4387,7 +5477,27 @@
           <w:sz w:val="26"/>
           <w:szCs w:val="26"/>
         </w:rPr>
-        <w:t>   catch (IOException e)</w:t>
+        <w:t>   catch (</w:t>
+      </w:r>
+      <w:proofErr w:type="spellStart"/>
+      <w:r>
+        <w:rPr>
+          <w:rFonts w:ascii="Courier" w:hAnsi="Courier"/>
+          <w:color w:val="000000"/>
+          <w:sz w:val="26"/>
+          <w:szCs w:val="26"/>
+        </w:rPr>
+        <w:t>IOException</w:t>
+      </w:r>
+      <w:proofErr w:type="spellEnd"/>
+      <w:r>
+        <w:rPr>
+          <w:rFonts w:ascii="Courier" w:hAnsi="Courier"/>
+          <w:color w:val="000000"/>
+          <w:sz w:val="26"/>
+          <w:szCs w:val="26"/>
+        </w:rPr>
+        <w:t xml:space="preserve"> e)</w:t>
       </w:r>
     </w:p>
     <w:p>
@@ -4536,7 +5646,27 @@
           <w:sz w:val="26"/>
           <w:szCs w:val="26"/>
         </w:rPr>
-        <w:t> block. If any one operation fails, you can then abandon the task.</w:t>
+        <w:t xml:space="preserve"> block. If </w:t>
+      </w:r>
+      <w:proofErr w:type="spellStart"/>
+      <w:r>
+        <w:rPr>
+          <w:rFonts w:ascii="Segoe UI" w:hAnsi="Segoe UI" w:cs="Segoe UI"/>
+          <w:color w:val="000000"/>
+          <w:sz w:val="26"/>
+          <w:szCs w:val="26"/>
+        </w:rPr>
+        <w:t>any one</w:t>
+      </w:r>
+      <w:proofErr w:type="spellEnd"/>
+      <w:r>
+        <w:rPr>
+          <w:rFonts w:ascii="Segoe UI" w:hAnsi="Segoe UI" w:cs="Segoe UI"/>
+          <w:color w:val="000000"/>
+          <w:sz w:val="26"/>
+          <w:szCs w:val="26"/>
+        </w:rPr>
+        <w:t xml:space="preserve"> operation fails, you can then abandon the task.</w:t>
       </w:r>
     </w:p>
     <w:p>
@@ -4602,51 +5732,175 @@
           <w:sz w:val="26"/>
           <w:szCs w:val="26"/>
         </w:rPr>
-        <w:t>   for (i = 0; i &lt; 100; i++)   {</w:t>
-      </w:r>
-    </w:p>
-    <w:p>
-      <w:pPr>
-        <w:pStyle w:val="HTMLPreformatted"/>
-        <w:spacing w:before="20" w:after="20" w:line="360" w:lineRule="atLeast"/>
-        <w:jc w:val="both"/>
-        <w:rPr>
-          <w:rFonts w:ascii="Courier" w:hAnsi="Courier"/>
-          <w:color w:val="000000"/>
-          <w:sz w:val="26"/>
-          <w:szCs w:val="26"/>
-        </w:rPr>
-      </w:pPr>
-      <w:r>
-        <w:rPr>
-          <w:rFonts w:ascii="Courier" w:hAnsi="Courier"/>
-          <w:color w:val="000000"/>
-          <w:sz w:val="26"/>
-          <w:szCs w:val="26"/>
-        </w:rPr>
-        <w:t>      n = s.pop();</w:t>
-      </w:r>
-    </w:p>
-    <w:p>
-      <w:pPr>
-        <w:pStyle w:val="HTMLPreformatted"/>
-        <w:spacing w:before="20" w:after="20" w:line="360" w:lineRule="atLeast"/>
-        <w:jc w:val="both"/>
-        <w:rPr>
-          <w:rFonts w:ascii="Courier" w:hAnsi="Courier"/>
-          <w:color w:val="000000"/>
-          <w:sz w:val="26"/>
-          <w:szCs w:val="26"/>
-        </w:rPr>
-      </w:pPr>
-      <w:r>
-        <w:rPr>
-          <w:rFonts w:ascii="Courier" w:hAnsi="Courier"/>
-          <w:color w:val="000000"/>
-          <w:sz w:val="26"/>
-          <w:szCs w:val="26"/>
-        </w:rPr>
-        <w:t>      out.writeInt(n);</w:t>
+        <w:t>   for (</w:t>
+      </w:r>
+      <w:proofErr w:type="spellStart"/>
+      <w:r>
+        <w:rPr>
+          <w:rFonts w:ascii="Courier" w:hAnsi="Courier"/>
+          <w:color w:val="000000"/>
+          <w:sz w:val="26"/>
+          <w:szCs w:val="26"/>
+        </w:rPr>
+        <w:t>i</w:t>
+      </w:r>
+      <w:proofErr w:type="spellEnd"/>
+      <w:r>
+        <w:rPr>
+          <w:rFonts w:ascii="Courier" w:hAnsi="Courier"/>
+          <w:color w:val="000000"/>
+          <w:sz w:val="26"/>
+          <w:szCs w:val="26"/>
+        </w:rPr>
+        <w:t xml:space="preserve"> = 0; </w:t>
+      </w:r>
+      <w:proofErr w:type="spellStart"/>
+      <w:r>
+        <w:rPr>
+          <w:rFonts w:ascii="Courier" w:hAnsi="Courier"/>
+          <w:color w:val="000000"/>
+          <w:sz w:val="26"/>
+          <w:szCs w:val="26"/>
+        </w:rPr>
+        <w:t>i</w:t>
+      </w:r>
+      <w:proofErr w:type="spellEnd"/>
+      <w:r>
+        <w:rPr>
+          <w:rFonts w:ascii="Courier" w:hAnsi="Courier"/>
+          <w:color w:val="000000"/>
+          <w:sz w:val="26"/>
+          <w:szCs w:val="26"/>
+        </w:rPr>
+        <w:t xml:space="preserve"> &lt; 100; </w:t>
+      </w:r>
+      <w:proofErr w:type="spellStart"/>
+      <w:r>
+        <w:rPr>
+          <w:rFonts w:ascii="Courier" w:hAnsi="Courier"/>
+          <w:color w:val="000000"/>
+          <w:sz w:val="26"/>
+          <w:szCs w:val="26"/>
+        </w:rPr>
+        <w:t>i</w:t>
+      </w:r>
+      <w:proofErr w:type="spellEnd"/>
+      <w:r>
+        <w:rPr>
+          <w:rFonts w:ascii="Courier" w:hAnsi="Courier"/>
+          <w:color w:val="000000"/>
+          <w:sz w:val="26"/>
+          <w:szCs w:val="26"/>
+        </w:rPr>
+        <w:t>++)</w:t>
+      </w:r>
+      <w:proofErr w:type="gramStart"/>
+      <w:r>
+        <w:rPr>
+          <w:rFonts w:ascii="Courier" w:hAnsi="Courier"/>
+          <w:color w:val="000000"/>
+          <w:sz w:val="26"/>
+          <w:szCs w:val="26"/>
+        </w:rPr>
+        <w:t>   {</w:t>
+      </w:r>
+      <w:proofErr w:type="gramEnd"/>
+    </w:p>
+    <w:p>
+      <w:pPr>
+        <w:pStyle w:val="HTMLPreformatted"/>
+        <w:spacing w:before="20" w:after="20" w:line="360" w:lineRule="atLeast"/>
+        <w:jc w:val="both"/>
+        <w:rPr>
+          <w:rFonts w:ascii="Courier" w:hAnsi="Courier"/>
+          <w:color w:val="000000"/>
+          <w:sz w:val="26"/>
+          <w:szCs w:val="26"/>
+        </w:rPr>
+      </w:pPr>
+      <w:r>
+        <w:rPr>
+          <w:rFonts w:ascii="Courier" w:hAnsi="Courier"/>
+          <w:color w:val="000000"/>
+          <w:sz w:val="26"/>
+          <w:szCs w:val="26"/>
+        </w:rPr>
+        <w:t xml:space="preserve">      n = </w:t>
+      </w:r>
+      <w:proofErr w:type="spellStart"/>
+      <w:proofErr w:type="gramStart"/>
+      <w:r>
+        <w:rPr>
+          <w:rFonts w:ascii="Courier" w:hAnsi="Courier"/>
+          <w:color w:val="000000"/>
+          <w:sz w:val="26"/>
+          <w:szCs w:val="26"/>
+        </w:rPr>
+        <w:t>s.pop</w:t>
+      </w:r>
+      <w:proofErr w:type="spellEnd"/>
+      <w:r>
+        <w:rPr>
+          <w:rFonts w:ascii="Courier" w:hAnsi="Courier"/>
+          <w:color w:val="000000"/>
+          <w:sz w:val="26"/>
+          <w:szCs w:val="26"/>
+        </w:rPr>
+        <w:t>(</w:t>
+      </w:r>
+      <w:proofErr w:type="gramEnd"/>
+      <w:r>
+        <w:rPr>
+          <w:rFonts w:ascii="Courier" w:hAnsi="Courier"/>
+          <w:color w:val="000000"/>
+          <w:sz w:val="26"/>
+          <w:szCs w:val="26"/>
+        </w:rPr>
+        <w:t>);</w:t>
+      </w:r>
+    </w:p>
+    <w:p>
+      <w:pPr>
+        <w:pStyle w:val="HTMLPreformatted"/>
+        <w:spacing w:before="20" w:after="20" w:line="360" w:lineRule="atLeast"/>
+        <w:jc w:val="both"/>
+        <w:rPr>
+          <w:rFonts w:ascii="Courier" w:hAnsi="Courier"/>
+          <w:color w:val="000000"/>
+          <w:sz w:val="26"/>
+          <w:szCs w:val="26"/>
+        </w:rPr>
+      </w:pPr>
+      <w:r>
+        <w:rPr>
+          <w:rFonts w:ascii="Courier" w:hAnsi="Courier"/>
+          <w:color w:val="000000"/>
+          <w:sz w:val="26"/>
+          <w:szCs w:val="26"/>
+        </w:rPr>
+        <w:t>      </w:t>
+      </w:r>
+      <w:proofErr w:type="spellStart"/>
+      <w:proofErr w:type="gramStart"/>
+      <w:r>
+        <w:rPr>
+          <w:rFonts w:ascii="Courier" w:hAnsi="Courier"/>
+          <w:color w:val="000000"/>
+          <w:sz w:val="26"/>
+          <w:szCs w:val="26"/>
+        </w:rPr>
+        <w:t>out.writeInt</w:t>
+      </w:r>
+      <w:proofErr w:type="spellEnd"/>
+      <w:proofErr w:type="gramEnd"/>
+      <w:r>
+        <w:rPr>
+          <w:rFonts w:ascii="Courier" w:hAnsi="Courier"/>
+          <w:color w:val="000000"/>
+          <w:sz w:val="26"/>
+          <w:szCs w:val="26"/>
+        </w:rPr>
+        <w:t>(n);</w:t>
       </w:r>
     </w:p>
     <w:p>
@@ -4712,28 +5966,49 @@
           <w:sz w:val="26"/>
           <w:szCs w:val="26"/>
         </w:rPr>
-        <w:t>catch (IOException e)</w:t>
-      </w:r>
-    </w:p>
-    <w:p>
-      <w:pPr>
-        <w:pStyle w:val="HTMLPreformatted"/>
-        <w:spacing w:before="20" w:after="20" w:line="360" w:lineRule="atLeast"/>
-        <w:jc w:val="both"/>
-        <w:rPr>
-          <w:rFonts w:ascii="Courier" w:hAnsi="Courier"/>
-          <w:color w:val="000000"/>
-          <w:sz w:val="26"/>
-          <w:szCs w:val="26"/>
-        </w:rPr>
-      </w:pPr>
-      <w:r>
-        <w:rPr>
-          <w:rFonts w:ascii="Courier" w:hAnsi="Courier"/>
-          <w:color w:val="000000"/>
-          <w:sz w:val="26"/>
-          <w:szCs w:val="26"/>
-        </w:rPr>
+        <w:t>catch (</w:t>
+      </w:r>
+      <w:proofErr w:type="spellStart"/>
+      <w:r>
+        <w:rPr>
+          <w:rFonts w:ascii="Courier" w:hAnsi="Courier"/>
+          <w:color w:val="000000"/>
+          <w:sz w:val="26"/>
+          <w:szCs w:val="26"/>
+        </w:rPr>
+        <w:t>IOException</w:t>
+      </w:r>
+      <w:proofErr w:type="spellEnd"/>
+      <w:r>
+        <w:rPr>
+          <w:rFonts w:ascii="Courier" w:hAnsi="Courier"/>
+          <w:color w:val="000000"/>
+          <w:sz w:val="26"/>
+          <w:szCs w:val="26"/>
+        </w:rPr>
+        <w:t xml:space="preserve"> e)</w:t>
+      </w:r>
+    </w:p>
+    <w:p>
+      <w:pPr>
+        <w:pStyle w:val="HTMLPreformatted"/>
+        <w:spacing w:before="20" w:after="20" w:line="360" w:lineRule="atLeast"/>
+        <w:jc w:val="both"/>
+        <w:rPr>
+          <w:rFonts w:ascii="Courier" w:hAnsi="Courier"/>
+          <w:color w:val="000000"/>
+          <w:sz w:val="26"/>
+          <w:szCs w:val="26"/>
+        </w:rPr>
+      </w:pPr>
+      <w:r>
+        <w:rPr>
+          <w:rFonts w:ascii="Courier" w:hAnsi="Courier"/>
+          <w:color w:val="000000"/>
+          <w:sz w:val="26"/>
+          <w:szCs w:val="26"/>
+        </w:rPr>
+        <w:lastRenderedPageBreak/>
         <w:t>{</w:t>
       </w:r>
     </w:p>
@@ -4800,7 +6075,27 @@
           <w:sz w:val="26"/>
           <w:szCs w:val="26"/>
         </w:rPr>
-        <w:t>catch (EmptyStackException e)</w:t>
+        <w:t>catch (</w:t>
+      </w:r>
+      <w:proofErr w:type="spellStart"/>
+      <w:r>
+        <w:rPr>
+          <w:rFonts w:ascii="Courier" w:hAnsi="Courier"/>
+          <w:color w:val="000000"/>
+          <w:sz w:val="26"/>
+          <w:szCs w:val="26"/>
+        </w:rPr>
+        <w:t>EmptyStackException</w:t>
+      </w:r>
+      <w:proofErr w:type="spellEnd"/>
+      <w:r>
+        <w:rPr>
+          <w:rFonts w:ascii="Courier" w:hAnsi="Courier"/>
+          <w:color w:val="000000"/>
+          <w:sz w:val="26"/>
+          <w:szCs w:val="26"/>
+        </w:rPr>
+        <w:t xml:space="preserve"> e)</w:t>
       </w:r>
     </w:p>
     <w:p>
@@ -4888,7 +6183,27 @@
           <w:sz w:val="26"/>
           <w:szCs w:val="26"/>
         </w:rPr>
-        <w:t>This code looks much cleaner. It fulfills one of the promises of exception handling: to </w:t>
+        <w:t xml:space="preserve">This code looks much cleaner. It </w:t>
+      </w:r>
+      <w:proofErr w:type="spellStart"/>
+      <w:r>
+        <w:rPr>
+          <w:rFonts w:ascii="Segoe UI" w:hAnsi="Segoe UI" w:cs="Segoe UI"/>
+          <w:color w:val="000000"/>
+          <w:sz w:val="26"/>
+          <w:szCs w:val="26"/>
+        </w:rPr>
+        <w:t>fulfills</w:t>
+      </w:r>
+      <w:proofErr w:type="spellEnd"/>
+      <w:r>
+        <w:rPr>
+          <w:rFonts w:ascii="Segoe UI" w:hAnsi="Segoe UI" w:cs="Segoe UI"/>
+          <w:color w:val="000000"/>
+          <w:sz w:val="26"/>
+          <w:szCs w:val="26"/>
+        </w:rPr>
+        <w:t xml:space="preserve"> one of the promises of exception handling: to </w:t>
       </w:r>
       <w:r>
         <w:rPr>
@@ -4930,14 +6245,18 @@
         <w:jc w:val="both"/>
         <w:rPr>
           <w:rFonts w:ascii="Segoe UI" w:hAnsi="Segoe UI" w:cs="Segoe UI"/>
-          <w:color w:val="000000"/>
-          <w:sz w:val="26"/>
-          <w:szCs w:val="26"/>
-        </w:rPr>
-      </w:pPr>
-      <w:r>
-        <w:rPr>
-          <w:rFonts w:ascii="Segoe UI" w:hAnsi="Segoe UI" w:cs="Segoe UI"/>
+          <w:b/>
+          <w:bCs/>
+          <w:color w:val="000000"/>
+          <w:sz w:val="26"/>
+          <w:szCs w:val="26"/>
+        </w:rPr>
+      </w:pPr>
+      <w:r>
+        <w:rPr>
+          <w:rFonts w:ascii="Segoe UI" w:hAnsi="Segoe UI" w:cs="Segoe UI"/>
+          <w:b/>
+          <w:bCs/>
           <w:color w:val="000000"/>
           <w:sz w:val="26"/>
           <w:szCs w:val="26"/>
@@ -4948,6 +6267,8 @@
         <w:rPr>
           <w:rStyle w:val="Emphasis"/>
           <w:rFonts w:ascii="Segoe UI" w:hAnsi="Segoe UI" w:cs="Segoe UI"/>
+          <w:b/>
+          <w:bCs/>
           <w:color w:val="000000"/>
           <w:sz w:val="26"/>
           <w:szCs w:val="26"/>
@@ -4977,6 +6298,7 @@
         </w:rPr>
         <w:t>Don’t just throw a </w:t>
       </w:r>
+      <w:proofErr w:type="spellStart"/>
       <w:r>
         <w:rPr>
           <w:rStyle w:val="HTMLCode"/>
@@ -4987,6 +6309,7 @@
         </w:rPr>
         <w:t>RuntimeException</w:t>
       </w:r>
+      <w:proofErr w:type="spellEnd"/>
       <w:r>
         <w:rPr>
           <w:rFonts w:ascii="Segoe UI" w:hAnsi="Segoe UI" w:cs="Segoe UI"/>
@@ -5016,7 +6339,6 @@
           <w:sz w:val="26"/>
           <w:szCs w:val="26"/>
         </w:rPr>
-        <w:lastRenderedPageBreak/>
         <w:t>Don’t just catch </w:t>
       </w:r>
       <w:r>
@@ -5083,6 +6405,7 @@
         </w:rPr>
         <w:t>Do not hesitate to turn an exception into another exception that is more appropriate. For example, when you parse an integer in a file, catch the </w:t>
       </w:r>
+      <w:proofErr w:type="spellStart"/>
       <w:r>
         <w:rPr>
           <w:rStyle w:val="HTMLCode"/>
@@ -5093,6 +6416,7 @@
         </w:rPr>
         <w:t>NumberFormatException</w:t>
       </w:r>
+      <w:proofErr w:type="spellEnd"/>
       <w:r>
         <w:rPr>
           <w:rFonts w:ascii="Segoe UI" w:hAnsi="Segoe UI" w:cs="Segoe UI"/>
@@ -5102,6 +6426,7 @@
         </w:rPr>
         <w:t> and turn it into a subclass of </w:t>
       </w:r>
+      <w:proofErr w:type="spellStart"/>
       <w:r>
         <w:rPr>
           <w:rStyle w:val="HTMLCode"/>
@@ -5112,6 +6437,7 @@
         </w:rPr>
         <w:t>IOException</w:t>
       </w:r>
+      <w:proofErr w:type="spellEnd"/>
       <w:r>
         <w:rPr>
           <w:rFonts w:ascii="Segoe UI" w:hAnsi="Segoe UI" w:cs="Segoe UI"/>
@@ -5121,6 +6447,7 @@
         </w:rPr>
         <w:t> or </w:t>
       </w:r>
+      <w:proofErr w:type="spellStart"/>
       <w:r>
         <w:rPr>
           <w:rStyle w:val="HTMLCode"/>
@@ -5131,6 +6458,7 @@
         </w:rPr>
         <w:t>MySubsystemException</w:t>
       </w:r>
+      <w:proofErr w:type="spellEnd"/>
       <w:r>
         <w:rPr>
           <w:rFonts w:ascii="Segoe UI" w:hAnsi="Segoe UI" w:cs="Segoe UI"/>
@@ -5161,14 +6489,18 @@
         <w:jc w:val="both"/>
         <w:rPr>
           <w:rFonts w:ascii="Segoe UI" w:hAnsi="Segoe UI" w:cs="Segoe UI"/>
-          <w:color w:val="000000"/>
-          <w:sz w:val="26"/>
-          <w:szCs w:val="26"/>
-        </w:rPr>
-      </w:pPr>
-      <w:r>
-        <w:rPr>
-          <w:rFonts w:ascii="Segoe UI" w:hAnsi="Segoe UI" w:cs="Segoe UI"/>
+          <w:b/>
+          <w:bCs/>
+          <w:color w:val="000000"/>
+          <w:sz w:val="26"/>
+          <w:szCs w:val="26"/>
+        </w:rPr>
+      </w:pPr>
+      <w:r>
+        <w:rPr>
+          <w:rFonts w:ascii="Segoe UI" w:hAnsi="Segoe UI" w:cs="Segoe UI"/>
+          <w:b/>
+          <w:bCs/>
           <w:color w:val="000000"/>
           <w:sz w:val="26"/>
           <w:szCs w:val="26"/>
@@ -5179,6 +6511,8 @@
         <w:rPr>
           <w:rStyle w:val="Emphasis"/>
           <w:rFonts w:ascii="Segoe UI" w:hAnsi="Segoe UI" w:cs="Segoe UI"/>
+          <w:b/>
+          <w:bCs/>
           <w:color w:val="000000"/>
           <w:sz w:val="26"/>
           <w:szCs w:val="26"/>
@@ -5257,29 +6591,80 @@
           <w:sz w:val="26"/>
           <w:szCs w:val="26"/>
         </w:rPr>
-        <w:t> list because then the compiler will whine about all the methods that call your method. So you just shut it up:</w:t>
-      </w:r>
-    </w:p>
-    <w:p>
-      <w:pPr>
-        <w:pStyle w:val="HTMLPreformatted"/>
-        <w:spacing w:before="20" w:after="20" w:line="360" w:lineRule="atLeast"/>
-        <w:jc w:val="both"/>
-        <w:rPr>
-          <w:rFonts w:ascii="Courier" w:hAnsi="Courier"/>
-          <w:color w:val="000000"/>
-          <w:sz w:val="26"/>
-          <w:szCs w:val="26"/>
-        </w:rPr>
-      </w:pPr>
-      <w:r>
-        <w:rPr>
-          <w:rFonts w:ascii="Courier" w:hAnsi="Courier"/>
-          <w:color w:val="000000"/>
-          <w:sz w:val="26"/>
-          <w:szCs w:val="26"/>
-        </w:rPr>
-        <w:t>public Image loadImage(String s)</w:t>
+        <w:t xml:space="preserve"> list because then the compiler will whine about all the methods that call your method. </w:t>
+      </w:r>
+      <w:proofErr w:type="gramStart"/>
+      <w:r>
+        <w:rPr>
+          <w:rFonts w:ascii="Segoe UI" w:hAnsi="Segoe UI" w:cs="Segoe UI"/>
+          <w:color w:val="000000"/>
+          <w:sz w:val="26"/>
+          <w:szCs w:val="26"/>
+        </w:rPr>
+        <w:t>So</w:t>
+      </w:r>
+      <w:proofErr w:type="gramEnd"/>
+      <w:r>
+        <w:rPr>
+          <w:rFonts w:ascii="Segoe UI" w:hAnsi="Segoe UI" w:cs="Segoe UI"/>
+          <w:color w:val="000000"/>
+          <w:sz w:val="26"/>
+          <w:szCs w:val="26"/>
+        </w:rPr>
+        <w:t xml:space="preserve"> you just shut it up:</w:t>
+      </w:r>
+    </w:p>
+    <w:p>
+      <w:pPr>
+        <w:pStyle w:val="HTMLPreformatted"/>
+        <w:spacing w:before="20" w:after="20" w:line="360" w:lineRule="atLeast"/>
+        <w:jc w:val="both"/>
+        <w:rPr>
+          <w:rFonts w:ascii="Courier" w:hAnsi="Courier"/>
+          <w:color w:val="000000"/>
+          <w:sz w:val="26"/>
+          <w:szCs w:val="26"/>
+        </w:rPr>
+      </w:pPr>
+      <w:r>
+        <w:rPr>
+          <w:rFonts w:ascii="Courier" w:hAnsi="Courier"/>
+          <w:color w:val="000000"/>
+          <w:sz w:val="26"/>
+          <w:szCs w:val="26"/>
+        </w:rPr>
+        <w:t xml:space="preserve">public Image </w:t>
+      </w:r>
+      <w:proofErr w:type="spellStart"/>
+      <w:proofErr w:type="gramStart"/>
+      <w:r>
+        <w:rPr>
+          <w:rFonts w:ascii="Courier" w:hAnsi="Courier"/>
+          <w:color w:val="000000"/>
+          <w:sz w:val="26"/>
+          <w:szCs w:val="26"/>
+        </w:rPr>
+        <w:t>loadImage</w:t>
+      </w:r>
+      <w:proofErr w:type="spellEnd"/>
+      <w:r>
+        <w:rPr>
+          <w:rFonts w:ascii="Courier" w:hAnsi="Courier"/>
+          <w:color w:val="000000"/>
+          <w:sz w:val="26"/>
+          <w:szCs w:val="26"/>
+        </w:rPr>
+        <w:t>(</w:t>
+      </w:r>
+      <w:proofErr w:type="gramEnd"/>
+      <w:r>
+        <w:rPr>
+          <w:rFonts w:ascii="Courier" w:hAnsi="Courier"/>
+          <w:color w:val="000000"/>
+          <w:sz w:val="26"/>
+          <w:szCs w:val="26"/>
+        </w:rPr>
+        <w:t>String s)</w:t>
       </w:r>
     </w:p>
     <w:p>
@@ -5399,6 +6784,7 @@
           <w:sz w:val="26"/>
           <w:szCs w:val="26"/>
         </w:rPr>
+        <w:lastRenderedPageBreak/>
         <w:t>   }</w:t>
       </w:r>
     </w:p>
@@ -5421,7 +6807,27 @@
           <w:sz w:val="26"/>
           <w:szCs w:val="26"/>
         </w:rPr>
-        <w:t>   catch (Exception e)      {} // so there</w:t>
+        <w:t xml:space="preserve">   catch (Exception </w:t>
+      </w:r>
+      <w:proofErr w:type="gramStart"/>
+      <w:r>
+        <w:rPr>
+          <w:rFonts w:ascii="Courier" w:hAnsi="Courier"/>
+          <w:color w:val="000000"/>
+          <w:sz w:val="26"/>
+          <w:szCs w:val="26"/>
+        </w:rPr>
+        <w:t>e)   </w:t>
+      </w:r>
+      <w:proofErr w:type="gramEnd"/>
+      <w:r>
+        <w:rPr>
+          <w:rFonts w:ascii="Courier" w:hAnsi="Courier"/>
+          <w:color w:val="000000"/>
+          <w:sz w:val="26"/>
+          <w:szCs w:val="26"/>
+        </w:rPr>
+        <w:t>   {} // so there</w:t>
       </w:r>
     </w:p>
     <w:p>
@@ -5489,14 +6895,18 @@
         <w:jc w:val="both"/>
         <w:rPr>
           <w:rFonts w:ascii="Segoe UI" w:hAnsi="Segoe UI" w:cs="Segoe UI"/>
-          <w:color w:val="000000"/>
-          <w:sz w:val="26"/>
-          <w:szCs w:val="26"/>
-        </w:rPr>
-      </w:pPr>
-      <w:r>
-        <w:rPr>
-          <w:rFonts w:ascii="Segoe UI" w:hAnsi="Segoe UI" w:cs="Segoe UI"/>
+          <w:b/>
+          <w:bCs/>
+          <w:color w:val="000000"/>
+          <w:sz w:val="26"/>
+          <w:szCs w:val="26"/>
+        </w:rPr>
+      </w:pPr>
+      <w:r>
+        <w:rPr>
+          <w:rFonts w:ascii="Segoe UI" w:hAnsi="Segoe UI" w:cs="Segoe UI"/>
+          <w:b/>
+          <w:bCs/>
           <w:color w:val="000000"/>
           <w:sz w:val="26"/>
           <w:szCs w:val="26"/>
@@ -5507,6 +6917,8 @@
         <w:rPr>
           <w:rStyle w:val="Emphasis"/>
           <w:rFonts w:ascii="Segoe UI" w:hAnsi="Segoe UI" w:cs="Segoe UI"/>
+          <w:b/>
+          <w:bCs/>
           <w:color w:val="000000"/>
           <w:sz w:val="26"/>
           <w:szCs w:val="26"/>
@@ -5536,6 +6948,7 @@
         </w:rPr>
         <w:t>Some programmers worry about throwing exceptions when they detect errors. Maybe it would be better to return a dummy value rather than throw an exception when a method is called with invalid parameters? For example, should </w:t>
       </w:r>
+      <w:proofErr w:type="spellStart"/>
       <w:r>
         <w:rPr>
           <w:rStyle w:val="HTMLCode"/>
@@ -5546,6 +6959,7 @@
         </w:rPr>
         <w:t>Stack.pop</w:t>
       </w:r>
+      <w:proofErr w:type="spellEnd"/>
       <w:r>
         <w:rPr>
           <w:rFonts w:ascii="Segoe UI" w:hAnsi="Segoe UI" w:cs="Segoe UI"/>
@@ -5572,18 +6986,9 @@
           <w:sz w:val="26"/>
           <w:szCs w:val="26"/>
         </w:rPr>
-        <w:t xml:space="preserve">, or throw an exception when a stack is empty? I </w:t>
-      </w:r>
-      <w:r>
-        <w:rPr>
-          <w:rFonts w:ascii="Segoe UI" w:hAnsi="Segoe UI" w:cs="Segoe UI"/>
-          <w:color w:val="000000"/>
-          <w:sz w:val="26"/>
-          <w:szCs w:val="26"/>
-        </w:rPr>
-        <w:lastRenderedPageBreak/>
-        <w:t>think it is better to throw a </w:t>
-      </w:r>
+        <w:t>, or throw an exception when a stack is empty? I think it is better to throw a </w:t>
+      </w:r>
+      <w:proofErr w:type="spellStart"/>
       <w:r>
         <w:rPr>
           <w:rStyle w:val="HTMLCode"/>
@@ -5594,6 +6999,7 @@
         </w:rPr>
         <w:t>EmptyStackException</w:t>
       </w:r>
+      <w:proofErr w:type="spellEnd"/>
       <w:r>
         <w:rPr>
           <w:rFonts w:ascii="Segoe UI" w:hAnsi="Segoe UI" w:cs="Segoe UI"/>
@@ -5603,6 +7009,7 @@
         </w:rPr>
         <w:t> at the point of failure than to have a </w:t>
       </w:r>
+      <w:proofErr w:type="spellStart"/>
       <w:r>
         <w:rPr>
           <w:rStyle w:val="HTMLCode"/>
@@ -5613,6 +7020,7 @@
         </w:rPr>
         <w:t>NullPointerException</w:t>
       </w:r>
+      <w:proofErr w:type="spellEnd"/>
       <w:r>
         <w:rPr>
           <w:rFonts w:ascii="Segoe UI" w:hAnsi="Segoe UI" w:cs="Segoe UI"/>
@@ -5644,14 +7052,18 @@
         <w:jc w:val="both"/>
         <w:rPr>
           <w:rFonts w:ascii="Segoe UI" w:hAnsi="Segoe UI" w:cs="Segoe UI"/>
-          <w:color w:val="000000"/>
-          <w:sz w:val="26"/>
-          <w:szCs w:val="26"/>
-        </w:rPr>
-      </w:pPr>
-      <w:r>
-        <w:rPr>
-          <w:rFonts w:ascii="Segoe UI" w:hAnsi="Segoe UI" w:cs="Segoe UI"/>
+          <w:b/>
+          <w:bCs/>
+          <w:color w:val="000000"/>
+          <w:sz w:val="26"/>
+          <w:szCs w:val="26"/>
+        </w:rPr>
+      </w:pPr>
+      <w:r>
+        <w:rPr>
+          <w:rFonts w:ascii="Segoe UI" w:hAnsi="Segoe UI" w:cs="Segoe UI"/>
+          <w:b/>
+          <w:bCs/>
           <w:color w:val="000000"/>
           <w:sz w:val="26"/>
           <w:szCs w:val="26"/>
@@ -5662,6 +7074,8 @@
         <w:rPr>
           <w:rStyle w:val="Emphasis"/>
           <w:rFonts w:ascii="Segoe UI" w:hAnsi="Segoe UI" w:cs="Segoe UI"/>
+          <w:b/>
+          <w:bCs/>
           <w:color w:val="000000"/>
           <w:sz w:val="26"/>
           <w:szCs w:val="26"/>
@@ -5691,6 +7105,7 @@
         </w:rPr>
         <w:t>Some programmers feel compelled to catch all exceptions that are thrown. If they call a method that throws an exception, such as the </w:t>
       </w:r>
+      <w:proofErr w:type="spellStart"/>
       <w:r>
         <w:rPr>
           <w:rStyle w:val="HTMLCode"/>
@@ -5701,6 +7116,7 @@
         </w:rPr>
         <w:t>FileInputStream</w:t>
       </w:r>
+      <w:proofErr w:type="spellEnd"/>
       <w:r>
         <w:rPr>
           <w:rFonts w:ascii="Segoe UI" w:hAnsi="Segoe UI" w:cs="Segoe UI"/>
@@ -5710,6 +7126,7 @@
         </w:rPr>
         <w:t> constructor or the </w:t>
       </w:r>
+      <w:proofErr w:type="spellStart"/>
       <w:r>
         <w:rPr>
           <w:rStyle w:val="HTMLCode"/>
@@ -5720,6 +7137,7 @@
         </w:rPr>
         <w:t>readLine</w:t>
       </w:r>
+      <w:proofErr w:type="spellEnd"/>
       <w:r>
         <w:rPr>
           <w:rFonts w:ascii="Segoe UI" w:hAnsi="Segoe UI" w:cs="Segoe UI"/>
@@ -5768,7 +7186,58 @@
           <w:sz w:val="26"/>
           <w:szCs w:val="26"/>
         </w:rPr>
-        <w:t>public void readStuff(String filename) throws IOException // not a sign of shame!</w:t>
+        <w:t xml:space="preserve">public void </w:t>
+      </w:r>
+      <w:proofErr w:type="spellStart"/>
+      <w:proofErr w:type="gramStart"/>
+      <w:r>
+        <w:rPr>
+          <w:rFonts w:ascii="Courier" w:hAnsi="Courier"/>
+          <w:color w:val="000000"/>
+          <w:sz w:val="26"/>
+          <w:szCs w:val="26"/>
+        </w:rPr>
+        <w:t>readStuff</w:t>
+      </w:r>
+      <w:proofErr w:type="spellEnd"/>
+      <w:r>
+        <w:rPr>
+          <w:rFonts w:ascii="Courier" w:hAnsi="Courier"/>
+          <w:color w:val="000000"/>
+          <w:sz w:val="26"/>
+          <w:szCs w:val="26"/>
+        </w:rPr>
+        <w:t>(</w:t>
+      </w:r>
+      <w:proofErr w:type="gramEnd"/>
+      <w:r>
+        <w:rPr>
+          <w:rFonts w:ascii="Courier" w:hAnsi="Courier"/>
+          <w:color w:val="000000"/>
+          <w:sz w:val="26"/>
+          <w:szCs w:val="26"/>
+        </w:rPr>
+        <w:t xml:space="preserve">String filename) throws </w:t>
+      </w:r>
+      <w:proofErr w:type="spellStart"/>
+      <w:r>
+        <w:rPr>
+          <w:rFonts w:ascii="Courier" w:hAnsi="Courier"/>
+          <w:color w:val="000000"/>
+          <w:sz w:val="26"/>
+          <w:szCs w:val="26"/>
+        </w:rPr>
+        <w:t>IOException</w:t>
+      </w:r>
+      <w:proofErr w:type="spellEnd"/>
+      <w:r>
+        <w:rPr>
+          <w:rFonts w:ascii="Courier" w:hAnsi="Courier"/>
+          <w:color w:val="000000"/>
+          <w:sz w:val="26"/>
+          <w:szCs w:val="26"/>
+        </w:rPr>
+        <w:t xml:space="preserve"> // not a sign of shame!</w:t>
       </w:r>
     </w:p>
     <w:p>
@@ -5812,7 +7281,38 @@
           <w:sz w:val="26"/>
           <w:szCs w:val="26"/>
         </w:rPr>
-        <w:t>   var in = new FileInputStream(filename, StandardCharsets.UTF_8);</w:t>
+        <w:t xml:space="preserve">   var in = new </w:t>
+      </w:r>
+      <w:proofErr w:type="spellStart"/>
+      <w:proofErr w:type="gramStart"/>
+      <w:r>
+        <w:rPr>
+          <w:rFonts w:ascii="Courier" w:hAnsi="Courier"/>
+          <w:color w:val="000000"/>
+          <w:sz w:val="26"/>
+          <w:szCs w:val="26"/>
+        </w:rPr>
+        <w:t>FileInputStream</w:t>
+      </w:r>
+      <w:proofErr w:type="spellEnd"/>
+      <w:r>
+        <w:rPr>
+          <w:rFonts w:ascii="Courier" w:hAnsi="Courier"/>
+          <w:color w:val="000000"/>
+          <w:sz w:val="26"/>
+          <w:szCs w:val="26"/>
+        </w:rPr>
+        <w:t>(</w:t>
+      </w:r>
+      <w:proofErr w:type="gramEnd"/>
+      <w:r>
+        <w:rPr>
+          <w:rFonts w:ascii="Courier" w:hAnsi="Courier"/>
+          <w:color w:val="000000"/>
+          <w:sz w:val="26"/>
+          <w:szCs w:val="26"/>
+        </w:rPr>
+        <w:t>filename, StandardCharsets.UTF_8);</w:t>
       </w:r>
     </w:p>
     <w:p>
@@ -5901,14 +7401,18 @@
         <w:jc w:val="both"/>
         <w:rPr>
           <w:rFonts w:ascii="Segoe UI" w:hAnsi="Segoe UI" w:cs="Segoe UI"/>
-          <w:color w:val="000000"/>
-          <w:sz w:val="26"/>
-          <w:szCs w:val="26"/>
-        </w:rPr>
-      </w:pPr>
-      <w:r>
-        <w:rPr>
-          <w:rFonts w:ascii="Segoe UI" w:hAnsi="Segoe UI" w:cs="Segoe UI"/>
+          <w:b/>
+          <w:bCs/>
+          <w:color w:val="000000"/>
+          <w:sz w:val="26"/>
+          <w:szCs w:val="26"/>
+        </w:rPr>
+      </w:pPr>
+      <w:r>
+        <w:rPr>
+          <w:rFonts w:ascii="Segoe UI" w:hAnsi="Segoe UI" w:cs="Segoe UI"/>
+          <w:b/>
+          <w:bCs/>
           <w:color w:val="000000"/>
           <w:sz w:val="26"/>
           <w:szCs w:val="26"/>
@@ -5919,6 +7423,8 @@
         <w:rPr>
           <w:rStyle w:val="Emphasis"/>
           <w:rFonts w:ascii="Segoe UI" w:hAnsi="Segoe UI" w:cs="Segoe UI"/>
+          <w:b/>
+          <w:bCs/>
           <w:color w:val="000000"/>
           <w:sz w:val="26"/>
           <w:szCs w:val="26"/>
@@ -5981,15 +7487,18 @@
           <w:szCs w:val="26"/>
         </w:rPr>
       </w:pPr>
-      <w:r>
-        <w:rPr>
-          <w:rFonts w:ascii="Courier" w:hAnsi="Courier"/>
-          <w:color w:val="000000"/>
-          <w:sz w:val="26"/>
-          <w:szCs w:val="26"/>
-        </w:rPr>
+      <w:proofErr w:type="spellStart"/>
+      <w:r>
+        <w:rPr>
+          <w:rFonts w:ascii="Courier" w:hAnsi="Courier"/>
+          <w:color w:val="000000"/>
+          <w:sz w:val="26"/>
+          <w:szCs w:val="26"/>
+        </w:rPr>
+        <w:lastRenderedPageBreak/>
         <w:t>requireNonNull</w:t>
       </w:r>
+      <w:proofErr w:type="spellEnd"/>
     </w:p>
     <w:p>
       <w:pPr>
@@ -6004,6 +7513,7 @@
           <w:szCs w:val="26"/>
         </w:rPr>
       </w:pPr>
+      <w:proofErr w:type="spellStart"/>
       <w:r>
         <w:rPr>
           <w:rFonts w:ascii="Courier" w:hAnsi="Courier"/>
@@ -6013,6 +7523,7 @@
         </w:rPr>
         <w:t>checkIndex</w:t>
       </w:r>
+      <w:proofErr w:type="spellEnd"/>
     </w:p>
     <w:p>
       <w:pPr>
@@ -6027,6 +7538,7 @@
           <w:szCs w:val="26"/>
         </w:rPr>
       </w:pPr>
+      <w:proofErr w:type="spellStart"/>
       <w:r>
         <w:rPr>
           <w:rFonts w:ascii="Courier" w:hAnsi="Courier"/>
@@ -6036,6 +7548,7 @@
         </w:rPr>
         <w:t>checkFromToIndex</w:t>
       </w:r>
+      <w:proofErr w:type="spellEnd"/>
     </w:p>
     <w:p>
       <w:pPr>
@@ -6050,6 +7563,7 @@
           <w:szCs w:val="26"/>
         </w:rPr>
       </w:pPr>
+      <w:proofErr w:type="spellStart"/>
       <w:r>
         <w:rPr>
           <w:rFonts w:ascii="Courier" w:hAnsi="Courier"/>
@@ -6059,6 +7573,7 @@
         </w:rPr>
         <w:t>checkFromIndexSize</w:t>
       </w:r>
+      <w:proofErr w:type="spellEnd"/>
     </w:p>
     <w:p>
       <w:pPr>
@@ -6101,7 +7616,58 @@
           <w:sz w:val="26"/>
           <w:szCs w:val="26"/>
         </w:rPr>
-        <w:t>public void putData(int position, Object newValue)</w:t>
+        <w:t xml:space="preserve">public void </w:t>
+      </w:r>
+      <w:proofErr w:type="spellStart"/>
+      <w:proofErr w:type="gramStart"/>
+      <w:r>
+        <w:rPr>
+          <w:rFonts w:ascii="Courier" w:hAnsi="Courier"/>
+          <w:color w:val="000000"/>
+          <w:sz w:val="26"/>
+          <w:szCs w:val="26"/>
+        </w:rPr>
+        <w:t>putData</w:t>
+      </w:r>
+      <w:proofErr w:type="spellEnd"/>
+      <w:r>
+        <w:rPr>
+          <w:rFonts w:ascii="Courier" w:hAnsi="Courier"/>
+          <w:color w:val="000000"/>
+          <w:sz w:val="26"/>
+          <w:szCs w:val="26"/>
+        </w:rPr>
+        <w:t>(</w:t>
+      </w:r>
+      <w:proofErr w:type="gramEnd"/>
+      <w:r>
+        <w:rPr>
+          <w:rFonts w:ascii="Courier" w:hAnsi="Courier"/>
+          <w:color w:val="000000"/>
+          <w:sz w:val="26"/>
+          <w:szCs w:val="26"/>
+        </w:rPr>
+        <w:t xml:space="preserve">int position, Object </w:t>
+      </w:r>
+      <w:proofErr w:type="spellStart"/>
+      <w:r>
+        <w:rPr>
+          <w:rFonts w:ascii="Courier" w:hAnsi="Courier"/>
+          <w:color w:val="000000"/>
+          <w:sz w:val="26"/>
+          <w:szCs w:val="26"/>
+        </w:rPr>
+        <w:t>newValue</w:t>
+      </w:r>
+      <w:proofErr w:type="spellEnd"/>
+      <w:r>
+        <w:rPr>
+          <w:rFonts w:ascii="Courier" w:hAnsi="Courier"/>
+          <w:color w:val="000000"/>
+          <w:sz w:val="26"/>
+          <w:szCs w:val="26"/>
+        </w:rPr>
+        <w:t>)</w:t>
       </w:r>
     </w:p>
     <w:p>
@@ -6145,29 +7711,111 @@
           <w:sz w:val="26"/>
           <w:szCs w:val="26"/>
         </w:rPr>
-        <w:t>   Objects.checkIndex(position, data.length);</w:t>
-      </w:r>
-    </w:p>
-    <w:p>
-      <w:pPr>
-        <w:pStyle w:val="HTMLPreformatted"/>
-        <w:spacing w:before="20" w:after="20" w:line="360" w:lineRule="atLeast"/>
-        <w:jc w:val="both"/>
-        <w:rPr>
-          <w:rFonts w:ascii="Courier" w:hAnsi="Courier"/>
-          <w:color w:val="000000"/>
-          <w:sz w:val="26"/>
-          <w:szCs w:val="26"/>
-        </w:rPr>
-      </w:pPr>
-      <w:r>
-        <w:rPr>
-          <w:rFonts w:ascii="Courier" w:hAnsi="Courier"/>
-          <w:color w:val="000000"/>
-          <w:sz w:val="26"/>
-          <w:szCs w:val="26"/>
-        </w:rPr>
-        <w:t>   Objects.requireNonNull(newValue);</w:t>
+        <w:t>   </w:t>
+      </w:r>
+      <w:proofErr w:type="spellStart"/>
+      <w:r>
+        <w:rPr>
+          <w:rFonts w:ascii="Courier" w:hAnsi="Courier"/>
+          <w:color w:val="000000"/>
+          <w:sz w:val="26"/>
+          <w:szCs w:val="26"/>
+        </w:rPr>
+        <w:t>Objects.checkIndex</w:t>
+      </w:r>
+      <w:proofErr w:type="spellEnd"/>
+      <w:r>
+        <w:rPr>
+          <w:rFonts w:ascii="Courier" w:hAnsi="Courier"/>
+          <w:color w:val="000000"/>
+          <w:sz w:val="26"/>
+          <w:szCs w:val="26"/>
+        </w:rPr>
+        <w:t xml:space="preserve">(position, </w:t>
+      </w:r>
+      <w:proofErr w:type="spellStart"/>
+      <w:proofErr w:type="gramStart"/>
+      <w:r>
+        <w:rPr>
+          <w:rFonts w:ascii="Courier" w:hAnsi="Courier"/>
+          <w:color w:val="000000"/>
+          <w:sz w:val="26"/>
+          <w:szCs w:val="26"/>
+        </w:rPr>
+        <w:t>data.length</w:t>
+      </w:r>
+      <w:proofErr w:type="spellEnd"/>
+      <w:proofErr w:type="gramEnd"/>
+      <w:r>
+        <w:rPr>
+          <w:rFonts w:ascii="Courier" w:hAnsi="Courier"/>
+          <w:color w:val="000000"/>
+          <w:sz w:val="26"/>
+          <w:szCs w:val="26"/>
+        </w:rPr>
+        <w:t>);</w:t>
+      </w:r>
+    </w:p>
+    <w:p>
+      <w:pPr>
+        <w:pStyle w:val="HTMLPreformatted"/>
+        <w:spacing w:before="20" w:after="20" w:line="360" w:lineRule="atLeast"/>
+        <w:jc w:val="both"/>
+        <w:rPr>
+          <w:rFonts w:ascii="Courier" w:hAnsi="Courier"/>
+          <w:color w:val="000000"/>
+          <w:sz w:val="26"/>
+          <w:szCs w:val="26"/>
+        </w:rPr>
+      </w:pPr>
+      <w:r>
+        <w:rPr>
+          <w:rFonts w:ascii="Courier" w:hAnsi="Courier"/>
+          <w:color w:val="000000"/>
+          <w:sz w:val="26"/>
+          <w:szCs w:val="26"/>
+        </w:rPr>
+        <w:t>   </w:t>
+      </w:r>
+      <w:proofErr w:type="spellStart"/>
+      <w:r>
+        <w:rPr>
+          <w:rFonts w:ascii="Courier" w:hAnsi="Courier"/>
+          <w:color w:val="000000"/>
+          <w:sz w:val="26"/>
+          <w:szCs w:val="26"/>
+        </w:rPr>
+        <w:t>Objects.requireNonNull</w:t>
+      </w:r>
+      <w:proofErr w:type="spellEnd"/>
+      <w:r>
+        <w:rPr>
+          <w:rFonts w:ascii="Courier" w:hAnsi="Courier"/>
+          <w:color w:val="000000"/>
+          <w:sz w:val="26"/>
+          <w:szCs w:val="26"/>
+        </w:rPr>
+        <w:t>(</w:t>
+      </w:r>
+      <w:proofErr w:type="spellStart"/>
+      <w:r>
+        <w:rPr>
+          <w:rFonts w:ascii="Courier" w:hAnsi="Courier"/>
+          <w:color w:val="000000"/>
+          <w:sz w:val="26"/>
+          <w:szCs w:val="26"/>
+        </w:rPr>
+        <w:t>newValue</w:t>
+      </w:r>
+      <w:proofErr w:type="spellEnd"/>
+      <w:r>
+        <w:rPr>
+          <w:rFonts w:ascii="Courier" w:hAnsi="Courier"/>
+          <w:color w:val="000000"/>
+          <w:sz w:val="26"/>
+          <w:szCs w:val="26"/>
+        </w:rPr>
+        <w:t>);</w:t>
       </w:r>
     </w:p>
     <w:p>
@@ -6239,30 +7887,49 @@
     </w:p>
     <w:p>
       <w:pPr>
+        <w:pStyle w:val="numbern"/>
+        <w:spacing w:before="72" w:beforeAutospacing="0" w:after="72" w:afterAutospacing="0"/>
+        <w:ind w:firstLine="360"/>
+        <w:jc w:val="both"/>
+        <w:rPr>
+          <w:rFonts w:ascii="Segoe UI" w:hAnsi="Segoe UI" w:cs="Segoe UI"/>
+          <w:color w:val="000000"/>
+          <w:sz w:val="26"/>
+          <w:szCs w:val="26"/>
+        </w:rPr>
+      </w:pPr>
+    </w:p>
+    <w:p>
+      <w:pPr>
         <w:pStyle w:val="number"/>
         <w:spacing w:before="72" w:beforeAutospacing="0" w:after="72" w:afterAutospacing="0"/>
         <w:jc w:val="both"/>
         <w:rPr>
           <w:rFonts w:ascii="Segoe UI" w:hAnsi="Segoe UI" w:cs="Segoe UI"/>
-          <w:color w:val="000000"/>
-          <w:sz w:val="26"/>
-          <w:szCs w:val="26"/>
-        </w:rPr>
-      </w:pPr>
-      <w:r>
-        <w:rPr>
-          <w:rFonts w:ascii="Segoe UI" w:hAnsi="Segoe UI" w:cs="Segoe UI"/>
-          <w:color w:val="000000"/>
-          <w:sz w:val="26"/>
-          <w:szCs w:val="26"/>
-        </w:rPr>
-        <w:lastRenderedPageBreak/>
+          <w:b/>
+          <w:bCs/>
+          <w:color w:val="000000"/>
+          <w:sz w:val="26"/>
+          <w:szCs w:val="26"/>
+        </w:rPr>
+      </w:pPr>
+      <w:r>
+        <w:rPr>
+          <w:rFonts w:ascii="Segoe UI" w:hAnsi="Segoe UI" w:cs="Segoe UI"/>
+          <w:b/>
+          <w:bCs/>
+          <w:color w:val="000000"/>
+          <w:sz w:val="26"/>
+          <w:szCs w:val="26"/>
+        </w:rPr>
         <w:t>8. </w:t>
       </w:r>
       <w:r>
         <w:rPr>
           <w:rStyle w:val="Emphasis"/>
           <w:rFonts w:ascii="Segoe UI" w:hAnsi="Segoe UI" w:cs="Segoe UI"/>
+          <w:b/>
+          <w:bCs/>
           <w:color w:val="000000"/>
           <w:sz w:val="26"/>
           <w:szCs w:val="26"/>
